--- a/temporal/FuncionsFiltres.docx
+++ b/temporal/FuncionsFiltres.docx
@@ -3,9 +3,2565 @@
 <w:document xmlns:wpc="http://schemas.microsoft.com/office/word/2010/wordprocessingCanvas" xmlns:cx="http://schemas.microsoft.com/office/drawing/2014/chartex" xmlns:cx1="http://schemas.microsoft.com/office/drawing/2015/9/8/chartex" xmlns:mc="http://schemas.openxmlformats.org/markup-compatibility/2006" xmlns:o="urn:schemas-microsoft-com:office:office" xmlns:r="http://schemas.openxmlformats.org/officeDocument/2006/relationships" xmlns:m="http://schemas.openxmlformats.org/officeDocument/2006/math" xmlns:v="urn:schemas-microsoft-com:vml" xmlns:wp14="http://schemas.microsoft.com/office/word/2010/wordprocessingDrawing" xmlns:wp="http://schemas.openxmlformats.org/drawingml/2006/wordprocessingDrawing" xmlns:w10="urn:schemas-microsoft-com:office:word" xmlns:w="http://schemas.openxmlformats.org/wordprocessingml/2006/main" xmlns:w14="http://schemas.microsoft.com/office/word/2010/wordml" xmlns:w15="http://schemas.microsoft.com/office/word/2012/wordml" xmlns:w16se="http://schemas.microsoft.com/office/word/2015/wordml/symex" xmlns:wpg="http://schemas.microsoft.com/office/word/2010/wordprocessingGroup" xmlns:wpi="http://schemas.microsoft.com/office/word/2010/wordprocessingInk" xmlns:wne="http://schemas.microsoft.com/office/word/2006/wordml" xmlns:wps="http://schemas.microsoft.com/office/word/2010/wordprocessingShape" mc:Ignorable="w14 w15 w16se wp14">
   <w:body>
     <w:p>
+      <w:pPr>
+        <w:spacing w:before="100" w:beforeAutospacing="1" w:after="100" w:afterAutospacing="1" w:line="240" w:lineRule="auto"/>
+        <w:outlineLvl w:val="1"/>
+        <w:rPr>
+          <w:rFonts w:ascii="Times New Roman" w:eastAsia="Times New Roman" w:hAnsi="Times New Roman" w:cs="Times New Roman"/>
+          <w:b/>
+          <w:bCs/>
+          <w:sz w:val="36"/>
+          <w:szCs w:val="36"/>
+          <w:lang w:eastAsia="es-ES"/>
+        </w:rPr>
+      </w:pPr>
+      <w:proofErr w:type="spellStart"/>
+      <w:r>
+        <w:rPr>
+          <w:rFonts w:ascii="Times New Roman" w:eastAsia="Times New Roman" w:hAnsi="Times New Roman" w:cs="Times New Roman"/>
+          <w:b/>
+          <w:bCs/>
+          <w:sz w:val="36"/>
+          <w:szCs w:val="36"/>
+          <w:lang w:eastAsia="es-ES"/>
+        </w:rPr>
+        <w:t>FilterRowsSTA</w:t>
+      </w:r>
+      <w:proofErr w:type="spellEnd"/>
+      <w:r>
+        <w:rPr>
+          <w:rFonts w:ascii="Times New Roman" w:eastAsia="Times New Roman" w:hAnsi="Times New Roman" w:cs="Times New Roman"/>
+          <w:b/>
+          <w:bCs/>
+          <w:sz w:val="36"/>
+          <w:szCs w:val="36"/>
+          <w:lang w:eastAsia="es-ES"/>
+        </w:rPr>
+        <w:t xml:space="preserve"> (</w:t>
+      </w:r>
+      <w:r>
+        <w:rPr>
+          <w:rFonts w:ascii="Courier New" w:eastAsia="Times New Roman" w:hAnsi="Courier New" w:cs="Courier New"/>
+          <w:b/>
+          <w:bCs/>
+          <w:sz w:val="20"/>
+          <w:szCs w:val="20"/>
+          <w:lang w:eastAsia="es-ES"/>
+        </w:rPr>
+        <w:t>$</w:t>
+      </w:r>
+      <w:proofErr w:type="spellStart"/>
+      <w:r>
+        <w:rPr>
+          <w:rFonts w:ascii="Courier New" w:eastAsia="Times New Roman" w:hAnsi="Courier New" w:cs="Courier New"/>
+          <w:b/>
+          <w:bCs/>
+          <w:sz w:val="20"/>
+          <w:szCs w:val="20"/>
+          <w:lang w:eastAsia="es-ES"/>
+        </w:rPr>
+        <w:t>filter</w:t>
+      </w:r>
+      <w:proofErr w:type="spellEnd"/>
+      <w:r>
+        <w:rPr>
+          <w:rFonts w:ascii="Times New Roman" w:eastAsia="Times New Roman" w:hAnsi="Times New Roman" w:cs="Times New Roman"/>
+          <w:b/>
+          <w:bCs/>
+          <w:sz w:val="36"/>
+          <w:szCs w:val="36"/>
+          <w:lang w:eastAsia="es-ES"/>
+        </w:rPr>
+        <w:t> a la URL)</w:t>
+      </w:r>
+    </w:p>
+    <w:p>
+      <w:pPr>
+        <w:shd w:val="clear" w:color="auto" w:fill="1F1F1F"/>
+        <w:spacing w:line="285" w:lineRule="atLeast"/>
+        <w:rPr>
+          <w:rFonts w:ascii="Consolas" w:eastAsia="Times New Roman" w:hAnsi="Consolas" w:cs="Times New Roman"/>
+          <w:color w:val="CCCCCC"/>
+          <w:sz w:val="21"/>
+          <w:szCs w:val="21"/>
+          <w:lang w:eastAsia="es-ES"/>
+        </w:rPr>
+      </w:pPr>
+      <w:r>
+        <w:rPr>
+          <w:rFonts w:ascii="Times New Roman" w:eastAsia="Times New Roman" w:hAnsi="Times New Roman" w:cs="Times New Roman"/>
+          <w:b/>
+          <w:bCs/>
+          <w:sz w:val="36"/>
+          <w:szCs w:val="36"/>
+          <w:lang w:eastAsia="es-ES"/>
+        </w:rPr>
+        <w:t xml:space="preserve">Primera que </w:t>
+      </w:r>
+      <w:proofErr w:type="spellStart"/>
+      <w:r>
+        <w:rPr>
+          <w:rFonts w:ascii="Times New Roman" w:eastAsia="Times New Roman" w:hAnsi="Times New Roman" w:cs="Times New Roman"/>
+          <w:b/>
+          <w:bCs/>
+          <w:sz w:val="36"/>
+          <w:szCs w:val="36"/>
+          <w:lang w:eastAsia="es-ES"/>
+        </w:rPr>
+        <w:t>diu</w:t>
+      </w:r>
+      <w:proofErr w:type="spellEnd"/>
+      <w:r>
+        <w:rPr>
+          <w:rFonts w:ascii="Times New Roman" w:eastAsia="Times New Roman" w:hAnsi="Times New Roman" w:cs="Times New Roman"/>
+          <w:b/>
+          <w:bCs/>
+          <w:sz w:val="36"/>
+          <w:szCs w:val="36"/>
+          <w:lang w:eastAsia="es-ES"/>
+        </w:rPr>
+        <w:t xml:space="preserve"> quina </w:t>
+      </w:r>
+      <w:proofErr w:type="spellStart"/>
+      <w:r>
+        <w:rPr>
+          <w:rFonts w:ascii="Times New Roman" w:eastAsia="Times New Roman" w:hAnsi="Times New Roman" w:cs="Times New Roman"/>
+          <w:b/>
+          <w:bCs/>
+          <w:sz w:val="36"/>
+          <w:szCs w:val="36"/>
+          <w:lang w:eastAsia="es-ES"/>
+        </w:rPr>
+        <w:t>funcio</w:t>
+      </w:r>
+      <w:proofErr w:type="spellEnd"/>
+      <w:r>
+        <w:rPr>
+          <w:rFonts w:ascii="Times New Roman" w:eastAsia="Times New Roman" w:hAnsi="Times New Roman" w:cs="Times New Roman"/>
+          <w:b/>
+          <w:bCs/>
+          <w:sz w:val="36"/>
+          <w:szCs w:val="36"/>
+          <w:lang w:eastAsia="es-ES"/>
+        </w:rPr>
+        <w:t xml:space="preserve"> </w:t>
+      </w:r>
+      <w:proofErr w:type="spellStart"/>
+      <w:r>
+        <w:rPr>
+          <w:rFonts w:ascii="Times New Roman" w:eastAsia="Times New Roman" w:hAnsi="Times New Roman" w:cs="Times New Roman"/>
+          <w:b/>
+          <w:bCs/>
+          <w:sz w:val="36"/>
+          <w:szCs w:val="36"/>
+          <w:lang w:eastAsia="es-ES"/>
+        </w:rPr>
+        <w:t>s’ha</w:t>
+      </w:r>
+      <w:proofErr w:type="spellEnd"/>
+      <w:r>
+        <w:rPr>
+          <w:rFonts w:ascii="Times New Roman" w:eastAsia="Times New Roman" w:hAnsi="Times New Roman" w:cs="Times New Roman"/>
+          <w:b/>
+          <w:bCs/>
+          <w:sz w:val="36"/>
+          <w:szCs w:val="36"/>
+          <w:lang w:eastAsia="es-ES"/>
+        </w:rPr>
+        <w:t xml:space="preserve"> de </w:t>
+      </w:r>
+      <w:proofErr w:type="spellStart"/>
+      <w:r>
+        <w:rPr>
+          <w:rFonts w:ascii="Times New Roman" w:eastAsia="Times New Roman" w:hAnsi="Times New Roman" w:cs="Times New Roman"/>
+          <w:b/>
+          <w:bCs/>
+          <w:sz w:val="36"/>
+          <w:szCs w:val="36"/>
+          <w:lang w:eastAsia="es-ES"/>
+        </w:rPr>
+        <w:t>fer</w:t>
+      </w:r>
+      <w:proofErr w:type="spellEnd"/>
+      <w:r>
+        <w:rPr>
+          <w:rFonts w:ascii="Times New Roman" w:eastAsia="Times New Roman" w:hAnsi="Times New Roman" w:cs="Times New Roman"/>
+          <w:b/>
+          <w:bCs/>
+          <w:sz w:val="36"/>
+          <w:szCs w:val="36"/>
+          <w:lang w:eastAsia="es-ES"/>
+        </w:rPr>
+        <w:t xml:space="preserve">: </w:t>
+      </w:r>
+      <w:proofErr w:type="spellStart"/>
+      <w:r>
+        <w:rPr>
+          <w:rFonts w:ascii="Consolas" w:eastAsia="Times New Roman" w:hAnsi="Consolas" w:cs="Times New Roman"/>
+          <w:color w:val="DCDCAA"/>
+          <w:sz w:val="21"/>
+          <w:szCs w:val="21"/>
+          <w:lang w:eastAsia="es-ES"/>
+        </w:rPr>
+        <w:t>GetFilterRows</w:t>
+      </w:r>
+      <w:proofErr w:type="spellEnd"/>
+    </w:p>
+    <w:p>
+      <w:pPr>
+        <w:spacing w:before="100" w:beforeAutospacing="1" w:after="100" w:afterAutospacing="1" w:line="240" w:lineRule="auto"/>
+        <w:rPr>
+          <w:rFonts w:ascii="Times New Roman" w:eastAsia="Times New Roman" w:hAnsi="Times New Roman" w:cs="Times New Roman"/>
+          <w:sz w:val="24"/>
+          <w:szCs w:val="24"/>
+          <w:lang w:eastAsia="es-ES"/>
+        </w:rPr>
+      </w:pPr>
+      <w:proofErr w:type="spellStart"/>
+      <w:r>
+        <w:rPr>
+          <w:rFonts w:ascii="Times New Roman" w:eastAsia="Times New Roman" w:hAnsi="Times New Roman" w:cs="Times New Roman"/>
+          <w:sz w:val="24"/>
+          <w:szCs w:val="24"/>
+          <w:lang w:eastAsia="es-ES"/>
+        </w:rPr>
+        <w:t>Aplicació</w:t>
+      </w:r>
+      <w:proofErr w:type="spellEnd"/>
+      <w:r>
+        <w:rPr>
+          <w:rFonts w:ascii="Times New Roman" w:eastAsia="Times New Roman" w:hAnsi="Times New Roman" w:cs="Times New Roman"/>
+          <w:sz w:val="24"/>
+          <w:szCs w:val="24"/>
+          <w:lang w:eastAsia="es-ES"/>
+        </w:rPr>
+        <w:t xml:space="preserve"> STA / OGC</w:t>
+      </w:r>
+    </w:p>
+    <w:p>
+      <w:pPr>
+        <w:numPr>
+          <w:ilvl w:val="0"/>
+          <w:numId w:val="1"/>
+        </w:numPr>
+        <w:spacing w:before="100" w:beforeAutospacing="1" w:after="100" w:afterAutospacing="1" w:line="240" w:lineRule="auto"/>
+        <w:rPr>
+          <w:rFonts w:ascii="Times New Roman" w:eastAsia="Times New Roman" w:hAnsi="Times New Roman" w:cs="Times New Roman"/>
+          <w:sz w:val="24"/>
+          <w:szCs w:val="24"/>
+          <w:lang w:eastAsia="es-ES"/>
+        </w:rPr>
+      </w:pPr>
+      <w:proofErr w:type="spellStart"/>
+      <w:r>
+        <w:rPr>
+          <w:rFonts w:ascii="Courier New" w:eastAsia="Times New Roman" w:hAnsi="Courier New" w:cs="Courier New"/>
+          <w:sz w:val="20"/>
+          <w:szCs w:val="20"/>
+          <w:lang w:eastAsia="es-ES"/>
+        </w:rPr>
+        <w:t>GetFilterRowsSTA</w:t>
+      </w:r>
+      <w:proofErr w:type="spellEnd"/>
+      <w:r>
+        <w:rPr>
+          <w:rFonts w:ascii="Times New Roman" w:eastAsia="Times New Roman" w:hAnsi="Times New Roman" w:cs="Times New Roman"/>
+          <w:sz w:val="24"/>
+          <w:szCs w:val="24"/>
+          <w:lang w:eastAsia="es-ES"/>
+        </w:rPr>
+        <w:t xml:space="preserve"> — </w:t>
+      </w:r>
+      <w:proofErr w:type="spellStart"/>
+      <w:r>
+        <w:rPr>
+          <w:rFonts w:ascii="Times New Roman" w:eastAsia="Times New Roman" w:hAnsi="Times New Roman" w:cs="Times New Roman"/>
+          <w:sz w:val="24"/>
+          <w:szCs w:val="24"/>
+          <w:lang w:eastAsia="es-ES"/>
+        </w:rPr>
+        <w:t>desa</w:t>
+      </w:r>
+      <w:proofErr w:type="spellEnd"/>
+      <w:r>
+        <w:rPr>
+          <w:rFonts w:ascii="Times New Roman" w:eastAsia="Times New Roman" w:hAnsi="Times New Roman" w:cs="Times New Roman"/>
+          <w:sz w:val="24"/>
+          <w:szCs w:val="24"/>
+          <w:lang w:eastAsia="es-ES"/>
+        </w:rPr>
+        <w:t xml:space="preserve"> </w:t>
+      </w:r>
+      <w:proofErr w:type="spellStart"/>
+      <w:r>
+        <w:rPr>
+          <w:rFonts w:ascii="Times New Roman" w:eastAsia="Times New Roman" w:hAnsi="Times New Roman" w:cs="Times New Roman"/>
+          <w:sz w:val="24"/>
+          <w:szCs w:val="24"/>
+          <w:lang w:eastAsia="es-ES"/>
+        </w:rPr>
+        <w:t>l’esquema</w:t>
+      </w:r>
+      <w:proofErr w:type="spellEnd"/>
+      <w:r>
+        <w:rPr>
+          <w:rFonts w:ascii="Times New Roman" w:eastAsia="Times New Roman" w:hAnsi="Times New Roman" w:cs="Times New Roman"/>
+          <w:sz w:val="24"/>
+          <w:szCs w:val="24"/>
+          <w:lang w:eastAsia="es-ES"/>
+        </w:rPr>
+        <w:t xml:space="preserve"> i </w:t>
+      </w:r>
+      <w:proofErr w:type="spellStart"/>
+      <w:r>
+        <w:rPr>
+          <w:rFonts w:ascii="Times New Roman" w:eastAsia="Times New Roman" w:hAnsi="Times New Roman" w:cs="Times New Roman"/>
+          <w:sz w:val="24"/>
+          <w:szCs w:val="24"/>
+          <w:lang w:eastAsia="es-ES"/>
+        </w:rPr>
+        <w:t>llança</w:t>
+      </w:r>
+      <w:proofErr w:type="spellEnd"/>
+      <w:r>
+        <w:rPr>
+          <w:rFonts w:ascii="Times New Roman" w:eastAsia="Times New Roman" w:hAnsi="Times New Roman" w:cs="Times New Roman"/>
+          <w:sz w:val="24"/>
+          <w:szCs w:val="24"/>
+          <w:lang w:eastAsia="es-ES"/>
+        </w:rPr>
+        <w:t xml:space="preserve"> la consulta STA</w:t>
+      </w:r>
+    </w:p>
+    <w:p>
+      <w:pPr>
+        <w:numPr>
+          <w:ilvl w:val="0"/>
+          <w:numId w:val="1"/>
+        </w:numPr>
+        <w:spacing w:before="100" w:beforeAutospacing="1" w:after="100" w:afterAutospacing="1" w:line="240" w:lineRule="auto"/>
+        <w:rPr>
+          <w:rFonts w:ascii="Times New Roman" w:eastAsia="Times New Roman" w:hAnsi="Times New Roman" w:cs="Times New Roman"/>
+          <w:sz w:val="24"/>
+          <w:szCs w:val="24"/>
+          <w:highlight w:val="yellow"/>
+          <w:lang w:eastAsia="es-ES"/>
+        </w:rPr>
+      </w:pPr>
+      <w:proofErr w:type="spellStart"/>
+      <w:r>
+        <w:rPr>
+          <w:rFonts w:ascii="Courier New" w:eastAsia="Times New Roman" w:hAnsi="Courier New" w:cs="Courier New"/>
+          <w:sz w:val="20"/>
+          <w:szCs w:val="20"/>
+          <w:highlight w:val="yellow"/>
+          <w:lang w:eastAsia="es-ES"/>
+        </w:rPr>
+        <w:t>createObjectToKeepForFilter</w:t>
+      </w:r>
+      <w:proofErr w:type="spellEnd"/>
+      <w:r>
+        <w:rPr>
+          <w:rFonts w:ascii="Times New Roman" w:eastAsia="Times New Roman" w:hAnsi="Times New Roman" w:cs="Times New Roman"/>
+          <w:sz w:val="24"/>
+          <w:szCs w:val="24"/>
+          <w:highlight w:val="yellow"/>
+          <w:lang w:eastAsia="es-ES"/>
+        </w:rPr>
+        <w:t xml:space="preserve"> — </w:t>
+      </w:r>
+      <w:proofErr w:type="spellStart"/>
+      <w:r>
+        <w:rPr>
+          <w:rFonts w:ascii="Times New Roman" w:eastAsia="Times New Roman" w:hAnsi="Times New Roman" w:cs="Times New Roman"/>
+          <w:sz w:val="24"/>
+          <w:szCs w:val="24"/>
+          <w:highlight w:val="yellow"/>
+          <w:lang w:eastAsia="es-ES"/>
+        </w:rPr>
+        <w:t>munta</w:t>
+      </w:r>
+      <w:proofErr w:type="spellEnd"/>
+      <w:r>
+        <w:rPr>
+          <w:rFonts w:ascii="Times New Roman" w:eastAsia="Times New Roman" w:hAnsi="Times New Roman" w:cs="Times New Roman"/>
+          <w:sz w:val="24"/>
+          <w:szCs w:val="24"/>
+          <w:highlight w:val="yellow"/>
+          <w:lang w:eastAsia="es-ES"/>
+        </w:rPr>
+        <w:t> </w:t>
+      </w:r>
+      <w:proofErr w:type="spellStart"/>
+      <w:r>
+        <w:rPr>
+          <w:rFonts w:ascii="Courier New" w:eastAsia="Times New Roman" w:hAnsi="Courier New" w:cs="Courier New"/>
+          <w:sz w:val="20"/>
+          <w:szCs w:val="20"/>
+          <w:highlight w:val="yellow"/>
+          <w:lang w:eastAsia="es-ES"/>
+        </w:rPr>
+        <w:t>STAFilterSchema</w:t>
+      </w:r>
+      <w:proofErr w:type="spellEnd"/>
+      <w:r>
+        <w:rPr>
+          <w:rFonts w:ascii="Times New Roman" w:eastAsia="Times New Roman" w:hAnsi="Times New Roman" w:cs="Times New Roman"/>
+          <w:sz w:val="24"/>
+          <w:szCs w:val="24"/>
+          <w:highlight w:val="yellow"/>
+          <w:lang w:eastAsia="es-ES"/>
+        </w:rPr>
+        <w:t xml:space="preserve"> (AND/OR/NOT) a partir del </w:t>
+      </w:r>
+      <w:proofErr w:type="spellStart"/>
+      <w:r>
+        <w:rPr>
+          <w:rFonts w:ascii="Times New Roman" w:eastAsia="Times New Roman" w:hAnsi="Times New Roman" w:cs="Times New Roman"/>
+          <w:sz w:val="24"/>
+          <w:szCs w:val="24"/>
+          <w:highlight w:val="yellow"/>
+          <w:lang w:eastAsia="es-ES"/>
+        </w:rPr>
+        <w:t>dialog</w:t>
+      </w:r>
+      <w:proofErr w:type="spellEnd"/>
+      <w:r>
+        <w:rPr>
+          <w:rFonts w:ascii="Times New Roman" w:eastAsia="Times New Roman" w:hAnsi="Times New Roman" w:cs="Times New Roman"/>
+          <w:sz w:val="24"/>
+          <w:szCs w:val="24"/>
+          <w:highlight w:val="yellow"/>
+          <w:lang w:eastAsia="es-ES"/>
+        </w:rPr>
+        <w:t xml:space="preserve"> </w:t>
+      </w:r>
+    </w:p>
+    <w:p>
+      <w:pPr>
+        <w:numPr>
+          <w:ilvl w:val="0"/>
+          <w:numId w:val="1"/>
+        </w:numPr>
+        <w:spacing w:before="100" w:beforeAutospacing="1" w:after="100" w:afterAutospacing="1" w:line="240" w:lineRule="auto"/>
+        <w:rPr>
+          <w:rFonts w:ascii="Times New Roman" w:eastAsia="Times New Roman" w:hAnsi="Times New Roman" w:cs="Times New Roman"/>
+          <w:sz w:val="24"/>
+          <w:szCs w:val="24"/>
+          <w:lang w:eastAsia="es-ES"/>
+        </w:rPr>
+      </w:pPr>
       <w:bookmarkStart w:id="0" w:name="_GoBack"/>
+      <w:proofErr w:type="spellStart"/>
+      <w:r>
+        <w:rPr>
+          <w:rFonts w:ascii="Courier New" w:eastAsia="Times New Roman" w:hAnsi="Courier New" w:cs="Courier New"/>
+          <w:sz w:val="20"/>
+          <w:szCs w:val="20"/>
+          <w:lang w:eastAsia="es-ES"/>
+        </w:rPr>
+        <w:t>builtFilterSTAsentence</w:t>
+      </w:r>
+      <w:proofErr w:type="spellEnd"/>
+      <w:r>
+        <w:rPr>
+          <w:rFonts w:ascii="Times New Roman" w:eastAsia="Times New Roman" w:hAnsi="Times New Roman" w:cs="Times New Roman"/>
+          <w:sz w:val="24"/>
+          <w:szCs w:val="24"/>
+          <w:lang w:eastAsia="es-ES"/>
+        </w:rPr>
+        <w:t> </w:t>
+      </w:r>
       <w:bookmarkEnd w:id="0"/>
+      <w:r>
+        <w:rPr>
+          <w:rFonts w:ascii="Times New Roman" w:eastAsia="Times New Roman" w:hAnsi="Times New Roman" w:cs="Times New Roman"/>
+          <w:sz w:val="24"/>
+          <w:szCs w:val="24"/>
+          <w:lang w:eastAsia="es-ES"/>
+        </w:rPr>
+        <w:t xml:space="preserve">— cadena </w:t>
+      </w:r>
+      <w:proofErr w:type="spellStart"/>
+      <w:r>
+        <w:rPr>
+          <w:rFonts w:ascii="Times New Roman" w:eastAsia="Times New Roman" w:hAnsi="Times New Roman" w:cs="Times New Roman"/>
+          <w:sz w:val="24"/>
+          <w:szCs w:val="24"/>
+          <w:lang w:eastAsia="es-ES"/>
+        </w:rPr>
+        <w:t>OData</w:t>
+      </w:r>
+      <w:proofErr w:type="spellEnd"/>
+      <w:r>
+        <w:rPr>
+          <w:rFonts w:ascii="Times New Roman" w:eastAsia="Times New Roman" w:hAnsi="Times New Roman" w:cs="Times New Roman"/>
+          <w:sz w:val="24"/>
+          <w:szCs w:val="24"/>
+          <w:lang w:eastAsia="es-ES"/>
+        </w:rPr>
+        <w:t> </w:t>
+      </w:r>
+      <w:r>
+        <w:rPr>
+          <w:rFonts w:ascii="Courier New" w:eastAsia="Times New Roman" w:hAnsi="Courier New" w:cs="Courier New"/>
+          <w:sz w:val="20"/>
+          <w:szCs w:val="20"/>
+          <w:lang w:eastAsia="es-ES"/>
+        </w:rPr>
+        <w:t>$</w:t>
+      </w:r>
+      <w:proofErr w:type="spellStart"/>
+      <w:r>
+        <w:rPr>
+          <w:rFonts w:ascii="Courier New" w:eastAsia="Times New Roman" w:hAnsi="Courier New" w:cs="Courier New"/>
+          <w:sz w:val="20"/>
+          <w:szCs w:val="20"/>
+          <w:lang w:eastAsia="es-ES"/>
+        </w:rPr>
+        <w:t>filter</w:t>
+      </w:r>
+      <w:proofErr w:type="spellEnd"/>
     </w:p>
+    <w:p>
+      <w:pPr>
+        <w:numPr>
+          <w:ilvl w:val="0"/>
+          <w:numId w:val="1"/>
+        </w:numPr>
+        <w:spacing w:before="100" w:beforeAutospacing="1" w:after="100" w:afterAutospacing="1" w:line="240" w:lineRule="auto"/>
+        <w:rPr>
+          <w:rFonts w:ascii="Times New Roman" w:eastAsia="Times New Roman" w:hAnsi="Times New Roman" w:cs="Times New Roman"/>
+          <w:sz w:val="24"/>
+          <w:szCs w:val="24"/>
+          <w:lang w:eastAsia="es-ES"/>
+        </w:rPr>
+      </w:pPr>
+      <w:proofErr w:type="spellStart"/>
+      <w:r>
+        <w:rPr>
+          <w:rFonts w:ascii="Courier New" w:eastAsia="Times New Roman" w:hAnsi="Courier New" w:cs="Courier New"/>
+          <w:sz w:val="20"/>
+          <w:szCs w:val="20"/>
+          <w:lang w:eastAsia="es-ES"/>
+        </w:rPr>
+        <w:t>builtFilterSTAsentenceByparts</w:t>
+      </w:r>
+      <w:proofErr w:type="spellEnd"/>
+      <w:r>
+        <w:rPr>
+          <w:rFonts w:ascii="Times New Roman" w:eastAsia="Times New Roman" w:hAnsi="Times New Roman" w:cs="Times New Roman"/>
+          <w:sz w:val="24"/>
+          <w:szCs w:val="24"/>
+          <w:lang w:eastAsia="es-ES"/>
+        </w:rPr>
+        <w:t xml:space="preserve"> — cada </w:t>
+      </w:r>
+      <w:proofErr w:type="spellStart"/>
+      <w:r>
+        <w:rPr>
+          <w:rFonts w:ascii="Times New Roman" w:eastAsia="Times New Roman" w:hAnsi="Times New Roman" w:cs="Times New Roman"/>
+          <w:sz w:val="24"/>
+          <w:szCs w:val="24"/>
+          <w:lang w:eastAsia="es-ES"/>
+        </w:rPr>
+        <w:t>condició</w:t>
+      </w:r>
+      <w:proofErr w:type="spellEnd"/>
+      <w:r>
+        <w:rPr>
+          <w:rFonts w:ascii="Times New Roman" w:eastAsia="Times New Roman" w:hAnsi="Times New Roman" w:cs="Times New Roman"/>
+          <w:sz w:val="24"/>
+          <w:szCs w:val="24"/>
+          <w:lang w:eastAsia="es-ES"/>
+        </w:rPr>
+        <w:t xml:space="preserve"> → </w:t>
+      </w:r>
+      <w:proofErr w:type="spellStart"/>
+      <w:r>
+        <w:rPr>
+          <w:rFonts w:ascii="Times New Roman" w:eastAsia="Times New Roman" w:hAnsi="Times New Roman" w:cs="Times New Roman"/>
+          <w:sz w:val="24"/>
+          <w:szCs w:val="24"/>
+          <w:lang w:eastAsia="es-ES"/>
+        </w:rPr>
+        <w:t>OData</w:t>
+      </w:r>
+      <w:proofErr w:type="spellEnd"/>
+    </w:p>
+    <w:p>
+      <w:pPr>
+        <w:numPr>
+          <w:ilvl w:val="0"/>
+          <w:numId w:val="1"/>
+        </w:numPr>
+        <w:spacing w:before="100" w:beforeAutospacing="1" w:after="100" w:afterAutospacing="1" w:line="240" w:lineRule="auto"/>
+        <w:rPr>
+          <w:rFonts w:ascii="Times New Roman" w:eastAsia="Times New Roman" w:hAnsi="Times New Roman" w:cs="Times New Roman"/>
+          <w:sz w:val="24"/>
+          <w:szCs w:val="24"/>
+          <w:lang w:eastAsia="es-ES"/>
+        </w:rPr>
+      </w:pPr>
+      <w:proofErr w:type="spellStart"/>
+      <w:r>
+        <w:rPr>
+          <w:rFonts w:ascii="Courier New" w:eastAsia="Times New Roman" w:hAnsi="Courier New" w:cs="Courier New"/>
+          <w:sz w:val="20"/>
+          <w:szCs w:val="20"/>
+          <w:lang w:eastAsia="es-ES"/>
+        </w:rPr>
+        <w:t>GetFilterRowsOGCAPIFeatures</w:t>
+      </w:r>
+      <w:proofErr w:type="spellEnd"/>
+      <w:r>
+        <w:rPr>
+          <w:rFonts w:ascii="Times New Roman" w:eastAsia="Times New Roman" w:hAnsi="Times New Roman" w:cs="Times New Roman"/>
+          <w:sz w:val="24"/>
+          <w:szCs w:val="24"/>
+          <w:lang w:eastAsia="es-ES"/>
+        </w:rPr>
+        <w:t> </w:t>
+      </w:r>
+      <w:proofErr w:type="gramStart"/>
+      <w:r>
+        <w:rPr>
+          <w:rFonts w:ascii="Times New Roman" w:eastAsia="Times New Roman" w:hAnsi="Times New Roman" w:cs="Times New Roman"/>
+          <w:sz w:val="24"/>
+          <w:szCs w:val="24"/>
+          <w:lang w:eastAsia="es-ES"/>
+        </w:rPr>
+        <w:t>— </w:t>
+      </w:r>
+      <w:r>
+        <w:rPr>
+          <w:rFonts w:ascii="Courier New" w:eastAsia="Times New Roman" w:hAnsi="Courier New" w:cs="Courier New"/>
+          <w:sz w:val="20"/>
+          <w:szCs w:val="20"/>
+          <w:lang w:eastAsia="es-ES"/>
+        </w:rPr>
+        <w:t>?</w:t>
+      </w:r>
+      <w:proofErr w:type="spellStart"/>
+      <w:r>
+        <w:rPr>
+          <w:rFonts w:ascii="Courier New" w:eastAsia="Times New Roman" w:hAnsi="Courier New" w:cs="Courier New"/>
+          <w:sz w:val="20"/>
+          <w:szCs w:val="20"/>
+          <w:lang w:eastAsia="es-ES"/>
+        </w:rPr>
+        <w:t>filter</w:t>
+      </w:r>
+      <w:proofErr w:type="spellEnd"/>
+      <w:proofErr w:type="gramEnd"/>
+      <w:r>
+        <w:rPr>
+          <w:rFonts w:ascii="Courier New" w:eastAsia="Times New Roman" w:hAnsi="Courier New" w:cs="Courier New"/>
+          <w:sz w:val="20"/>
+          <w:szCs w:val="20"/>
+          <w:lang w:eastAsia="es-ES"/>
+        </w:rPr>
+        <w:t>=</w:t>
+      </w:r>
+      <w:r>
+        <w:rPr>
+          <w:rFonts w:ascii="Times New Roman" w:eastAsia="Times New Roman" w:hAnsi="Times New Roman" w:cs="Times New Roman"/>
+          <w:sz w:val="24"/>
+          <w:szCs w:val="24"/>
+          <w:lang w:eastAsia="es-ES"/>
+        </w:rPr>
+        <w:t> CQL</w:t>
+      </w:r>
+    </w:p>
+    <w:p>
+      <w:pPr>
+        <w:numPr>
+          <w:ilvl w:val="0"/>
+          <w:numId w:val="1"/>
+        </w:numPr>
+        <w:spacing w:before="100" w:beforeAutospacing="1" w:after="100" w:afterAutospacing="1" w:line="240" w:lineRule="auto"/>
+        <w:rPr>
+          <w:rFonts w:ascii="Times New Roman" w:eastAsia="Times New Roman" w:hAnsi="Times New Roman" w:cs="Times New Roman"/>
+          <w:sz w:val="24"/>
+          <w:szCs w:val="24"/>
+          <w:lang w:eastAsia="es-ES"/>
+        </w:rPr>
+      </w:pPr>
+      <w:proofErr w:type="spellStart"/>
+      <w:r>
+        <w:rPr>
+          <w:rFonts w:ascii="Courier New" w:eastAsia="Times New Roman" w:hAnsi="Courier New" w:cs="Courier New"/>
+          <w:sz w:val="20"/>
+          <w:szCs w:val="20"/>
+          <w:lang w:eastAsia="es-ES"/>
+        </w:rPr>
+        <w:t>readInformationRowFilterOGCAPIFeatures</w:t>
+      </w:r>
+      <w:proofErr w:type="spellEnd"/>
+      <w:r>
+        <w:rPr>
+          <w:rFonts w:ascii="Times New Roman" w:eastAsia="Times New Roman" w:hAnsi="Times New Roman" w:cs="Times New Roman"/>
+          <w:sz w:val="24"/>
+          <w:szCs w:val="24"/>
+          <w:lang w:eastAsia="es-ES"/>
+        </w:rPr>
+        <w:t xml:space="preserve"> — </w:t>
+      </w:r>
+      <w:proofErr w:type="spellStart"/>
+      <w:r>
+        <w:rPr>
+          <w:rFonts w:ascii="Times New Roman" w:eastAsia="Times New Roman" w:hAnsi="Times New Roman" w:cs="Times New Roman"/>
+          <w:sz w:val="24"/>
+          <w:szCs w:val="24"/>
+          <w:lang w:eastAsia="es-ES"/>
+        </w:rPr>
+        <w:t>arbre</w:t>
+      </w:r>
+      <w:proofErr w:type="spellEnd"/>
+      <w:r>
+        <w:rPr>
+          <w:rFonts w:ascii="Times New Roman" w:eastAsia="Times New Roman" w:hAnsi="Times New Roman" w:cs="Times New Roman"/>
+          <w:sz w:val="24"/>
+          <w:szCs w:val="24"/>
+          <w:lang w:eastAsia="es-ES"/>
+        </w:rPr>
+        <w:t xml:space="preserve"> → CQL</w:t>
+      </w:r>
+    </w:p>
+    <w:p>
+      <w:pPr>
+        <w:numPr>
+          <w:ilvl w:val="0"/>
+          <w:numId w:val="1"/>
+        </w:numPr>
+        <w:spacing w:before="100" w:beforeAutospacing="1" w:after="100" w:afterAutospacing="1" w:line="240" w:lineRule="auto"/>
+        <w:rPr>
+          <w:rFonts w:ascii="Times New Roman" w:eastAsia="Times New Roman" w:hAnsi="Times New Roman" w:cs="Times New Roman"/>
+          <w:sz w:val="24"/>
+          <w:szCs w:val="24"/>
+          <w:lang w:eastAsia="es-ES"/>
+        </w:rPr>
+      </w:pPr>
+      <w:proofErr w:type="spellStart"/>
+      <w:r>
+        <w:rPr>
+          <w:rFonts w:ascii="Courier New" w:eastAsia="Times New Roman" w:hAnsi="Courier New" w:cs="Courier New"/>
+          <w:sz w:val="20"/>
+          <w:szCs w:val="20"/>
+          <w:lang w:eastAsia="es-ES"/>
+        </w:rPr>
+        <w:t>askForConformanceInOGCAPIFeatures</w:t>
+      </w:r>
+      <w:proofErr w:type="spellEnd"/>
+      <w:r>
+        <w:rPr>
+          <w:rFonts w:ascii="Times New Roman" w:eastAsia="Times New Roman" w:hAnsi="Times New Roman" w:cs="Times New Roman"/>
+          <w:sz w:val="24"/>
+          <w:szCs w:val="24"/>
+          <w:lang w:eastAsia="es-ES"/>
+        </w:rPr>
+        <w:t> — </w:t>
+      </w:r>
+      <w:r>
+        <w:rPr>
+          <w:rFonts w:ascii="Courier New" w:eastAsia="Times New Roman" w:hAnsi="Courier New" w:cs="Courier New"/>
+          <w:sz w:val="20"/>
+          <w:szCs w:val="20"/>
+          <w:lang w:eastAsia="es-ES"/>
+        </w:rPr>
+        <w:t>/</w:t>
+      </w:r>
+      <w:proofErr w:type="spellStart"/>
+      <w:r>
+        <w:rPr>
+          <w:rFonts w:ascii="Courier New" w:eastAsia="Times New Roman" w:hAnsi="Courier New" w:cs="Courier New"/>
+          <w:sz w:val="20"/>
+          <w:szCs w:val="20"/>
+          <w:lang w:eastAsia="es-ES"/>
+        </w:rPr>
+        <w:t>conformance</w:t>
+      </w:r>
+      <w:proofErr w:type="spellEnd"/>
+    </w:p>
+    <w:p>
+      <w:pPr>
+        <w:numPr>
+          <w:ilvl w:val="0"/>
+          <w:numId w:val="1"/>
+        </w:numPr>
+        <w:spacing w:before="100" w:beforeAutospacing="1" w:after="100" w:afterAutospacing="1" w:line="240" w:lineRule="auto"/>
+        <w:rPr>
+          <w:rFonts w:ascii="Times New Roman" w:eastAsia="Times New Roman" w:hAnsi="Times New Roman" w:cs="Times New Roman"/>
+          <w:sz w:val="24"/>
+          <w:szCs w:val="24"/>
+          <w:lang w:eastAsia="es-ES"/>
+        </w:rPr>
+      </w:pPr>
+      <w:proofErr w:type="spellStart"/>
+      <w:r>
+        <w:rPr>
+          <w:rFonts w:ascii="Courier New" w:eastAsia="Times New Roman" w:hAnsi="Courier New" w:cs="Courier New"/>
+          <w:sz w:val="20"/>
+          <w:szCs w:val="20"/>
+          <w:lang w:eastAsia="es-ES"/>
+        </w:rPr>
+        <w:t>askForCollectionQueryables</w:t>
+      </w:r>
+      <w:proofErr w:type="spellEnd"/>
+      <w:r>
+        <w:rPr>
+          <w:rFonts w:ascii="Times New Roman" w:eastAsia="Times New Roman" w:hAnsi="Times New Roman" w:cs="Times New Roman"/>
+          <w:sz w:val="24"/>
+          <w:szCs w:val="24"/>
+          <w:lang w:eastAsia="es-ES"/>
+        </w:rPr>
+        <w:t> — </w:t>
+      </w:r>
+      <w:r>
+        <w:rPr>
+          <w:rFonts w:ascii="Courier New" w:eastAsia="Times New Roman" w:hAnsi="Courier New" w:cs="Courier New"/>
+          <w:sz w:val="20"/>
+          <w:szCs w:val="20"/>
+          <w:lang w:eastAsia="es-ES"/>
+        </w:rPr>
+        <w:t>/</w:t>
+      </w:r>
+      <w:proofErr w:type="spellStart"/>
+      <w:r>
+        <w:rPr>
+          <w:rFonts w:ascii="Courier New" w:eastAsia="Times New Roman" w:hAnsi="Courier New" w:cs="Courier New"/>
+          <w:sz w:val="20"/>
+          <w:szCs w:val="20"/>
+          <w:lang w:eastAsia="es-ES"/>
+        </w:rPr>
+        <w:t>queryables</w:t>
+      </w:r>
+      <w:proofErr w:type="spellEnd"/>
+    </w:p>
+    <w:p>
+      <w:pPr>
+        <w:spacing w:before="100" w:beforeAutospacing="1" w:after="100" w:afterAutospacing="1" w:line="240" w:lineRule="auto"/>
+        <w:rPr>
+          <w:rFonts w:ascii="Times New Roman" w:eastAsia="Times New Roman" w:hAnsi="Times New Roman" w:cs="Times New Roman"/>
+          <w:sz w:val="24"/>
+          <w:szCs w:val="24"/>
+          <w:lang w:eastAsia="es-ES"/>
+        </w:rPr>
+      </w:pPr>
+      <w:proofErr w:type="spellStart"/>
+      <w:r>
+        <w:rPr>
+          <w:rFonts w:ascii="Times New Roman" w:eastAsia="Times New Roman" w:hAnsi="Times New Roman" w:cs="Times New Roman"/>
+          <w:sz w:val="24"/>
+          <w:szCs w:val="24"/>
+          <w:lang w:eastAsia="es-ES"/>
+        </w:rPr>
+        <w:t>Entitat</w:t>
+      </w:r>
+      <w:proofErr w:type="spellEnd"/>
+      <w:r>
+        <w:rPr>
+          <w:rFonts w:ascii="Times New Roman" w:eastAsia="Times New Roman" w:hAnsi="Times New Roman" w:cs="Times New Roman"/>
+          <w:sz w:val="24"/>
+          <w:szCs w:val="24"/>
+          <w:lang w:eastAsia="es-ES"/>
+        </w:rPr>
+        <w:t xml:space="preserve"> / </w:t>
+      </w:r>
+      <w:proofErr w:type="spellStart"/>
+      <w:r>
+        <w:rPr>
+          <w:rFonts w:ascii="Times New Roman" w:eastAsia="Times New Roman" w:hAnsi="Times New Roman" w:cs="Times New Roman"/>
+          <w:sz w:val="24"/>
+          <w:szCs w:val="24"/>
+          <w:lang w:eastAsia="es-ES"/>
+        </w:rPr>
+        <w:t>propietat</w:t>
+      </w:r>
+      <w:proofErr w:type="spellEnd"/>
+      <w:r>
+        <w:rPr>
+          <w:rFonts w:ascii="Times New Roman" w:eastAsia="Times New Roman" w:hAnsi="Times New Roman" w:cs="Times New Roman"/>
+          <w:sz w:val="24"/>
+          <w:szCs w:val="24"/>
+          <w:lang w:eastAsia="es-ES"/>
+        </w:rPr>
+        <w:t xml:space="preserve"> STA</w:t>
+      </w:r>
+    </w:p>
+    <w:p>
+      <w:pPr>
+        <w:numPr>
+          <w:ilvl w:val="0"/>
+          <w:numId w:val="2"/>
+        </w:numPr>
+        <w:spacing w:before="100" w:beforeAutospacing="1" w:after="100" w:afterAutospacing="1" w:line="240" w:lineRule="auto"/>
+        <w:rPr>
+          <w:rFonts w:ascii="Times New Roman" w:eastAsia="Times New Roman" w:hAnsi="Times New Roman" w:cs="Times New Roman"/>
+          <w:sz w:val="24"/>
+          <w:szCs w:val="24"/>
+          <w:lang w:eastAsia="es-ES"/>
+        </w:rPr>
+      </w:pPr>
+      <w:proofErr w:type="spellStart"/>
+      <w:r>
+        <w:rPr>
+          <w:rFonts w:ascii="Courier New" w:eastAsia="Times New Roman" w:hAnsi="Courier New" w:cs="Courier New"/>
+          <w:sz w:val="20"/>
+          <w:szCs w:val="20"/>
+          <w:lang w:eastAsia="es-ES"/>
+        </w:rPr>
+        <w:t>createEntitySelectorInFilterRows</w:t>
+      </w:r>
+      <w:proofErr w:type="spellEnd"/>
+    </w:p>
+    <w:p>
+      <w:pPr>
+        <w:numPr>
+          <w:ilvl w:val="0"/>
+          <w:numId w:val="2"/>
+        </w:numPr>
+        <w:spacing w:before="100" w:beforeAutospacing="1" w:after="100" w:afterAutospacing="1" w:line="240" w:lineRule="auto"/>
+        <w:rPr>
+          <w:rFonts w:ascii="Times New Roman" w:eastAsia="Times New Roman" w:hAnsi="Times New Roman" w:cs="Times New Roman"/>
+          <w:sz w:val="24"/>
+          <w:szCs w:val="24"/>
+          <w:lang w:eastAsia="es-ES"/>
+        </w:rPr>
+      </w:pPr>
+      <w:proofErr w:type="spellStart"/>
+      <w:r>
+        <w:rPr>
+          <w:rFonts w:ascii="Courier New" w:eastAsia="Times New Roman" w:hAnsi="Courier New" w:cs="Courier New"/>
+          <w:sz w:val="20"/>
+          <w:szCs w:val="20"/>
+          <w:lang w:eastAsia="es-ES"/>
+        </w:rPr>
+        <w:t>openModalRowFilterEntities</w:t>
+      </w:r>
+      <w:proofErr w:type="spellEnd"/>
+    </w:p>
+    <w:p>
+      <w:pPr>
+        <w:numPr>
+          <w:ilvl w:val="0"/>
+          <w:numId w:val="2"/>
+        </w:numPr>
+        <w:spacing w:before="100" w:beforeAutospacing="1" w:after="100" w:afterAutospacing="1" w:line="240" w:lineRule="auto"/>
+        <w:rPr>
+          <w:rFonts w:ascii="Times New Roman" w:eastAsia="Times New Roman" w:hAnsi="Times New Roman" w:cs="Times New Roman"/>
+          <w:sz w:val="24"/>
+          <w:szCs w:val="24"/>
+          <w:lang w:eastAsia="es-ES"/>
+        </w:rPr>
+      </w:pPr>
+      <w:proofErr w:type="spellStart"/>
+      <w:r>
+        <w:rPr>
+          <w:rFonts w:ascii="Courier New" w:eastAsia="Times New Roman" w:hAnsi="Courier New" w:cs="Courier New"/>
+          <w:sz w:val="20"/>
+          <w:szCs w:val="20"/>
+          <w:lang w:eastAsia="es-ES"/>
+        </w:rPr>
+        <w:t>updateSTAFilterRowEntities</w:t>
+      </w:r>
+      <w:proofErr w:type="spellEnd"/>
+    </w:p>
+    <w:p>
+      <w:pPr>
+        <w:numPr>
+          <w:ilvl w:val="0"/>
+          <w:numId w:val="2"/>
+        </w:numPr>
+        <w:spacing w:before="100" w:beforeAutospacing="1" w:after="100" w:afterAutospacing="1" w:line="240" w:lineRule="auto"/>
+        <w:rPr>
+          <w:rFonts w:ascii="Times New Roman" w:eastAsia="Times New Roman" w:hAnsi="Times New Roman" w:cs="Times New Roman"/>
+          <w:sz w:val="24"/>
+          <w:szCs w:val="24"/>
+          <w:lang w:eastAsia="es-ES"/>
+        </w:rPr>
+      </w:pPr>
+      <w:proofErr w:type="spellStart"/>
+      <w:r>
+        <w:rPr>
+          <w:rFonts w:ascii="Courier New" w:eastAsia="Times New Roman" w:hAnsi="Courier New" w:cs="Courier New"/>
+          <w:sz w:val="20"/>
+          <w:szCs w:val="20"/>
+          <w:lang w:eastAsia="es-ES"/>
+        </w:rPr>
+        <w:t>takeEntitiesAndFilterThemInFilterRow</w:t>
+      </w:r>
+      <w:proofErr w:type="spellEnd"/>
+    </w:p>
+    <w:p>
+      <w:pPr>
+        <w:numPr>
+          <w:ilvl w:val="0"/>
+          <w:numId w:val="2"/>
+        </w:numPr>
+        <w:spacing w:before="100" w:beforeAutospacing="1" w:after="100" w:afterAutospacing="1" w:line="240" w:lineRule="auto"/>
+        <w:rPr>
+          <w:rFonts w:ascii="Times New Roman" w:eastAsia="Times New Roman" w:hAnsi="Times New Roman" w:cs="Times New Roman"/>
+          <w:sz w:val="24"/>
+          <w:szCs w:val="24"/>
+          <w:lang w:eastAsia="es-ES"/>
+        </w:rPr>
+      </w:pPr>
+      <w:proofErr w:type="spellStart"/>
+      <w:r>
+        <w:rPr>
+          <w:rFonts w:ascii="Courier New" w:eastAsia="Times New Roman" w:hAnsi="Courier New" w:cs="Courier New"/>
+          <w:sz w:val="20"/>
+          <w:szCs w:val="20"/>
+          <w:lang w:eastAsia="es-ES"/>
+        </w:rPr>
+        <w:t>AddEntitiesSelectedBelowInFilterRow</w:t>
+      </w:r>
+      <w:proofErr w:type="spellEnd"/>
+    </w:p>
+    <w:p>
+      <w:pPr>
+        <w:numPr>
+          <w:ilvl w:val="0"/>
+          <w:numId w:val="2"/>
+        </w:numPr>
+        <w:spacing w:before="100" w:beforeAutospacing="1" w:after="100" w:afterAutospacing="1" w:line="240" w:lineRule="auto"/>
+        <w:rPr>
+          <w:rFonts w:ascii="Times New Roman" w:eastAsia="Times New Roman" w:hAnsi="Times New Roman" w:cs="Times New Roman"/>
+          <w:sz w:val="24"/>
+          <w:szCs w:val="24"/>
+          <w:lang w:eastAsia="es-ES"/>
+        </w:rPr>
+      </w:pPr>
+      <w:proofErr w:type="spellStart"/>
+      <w:r>
+        <w:rPr>
+          <w:rFonts w:ascii="Courier New" w:eastAsia="Times New Roman" w:hAnsi="Courier New" w:cs="Courier New"/>
+          <w:sz w:val="20"/>
+          <w:szCs w:val="20"/>
+          <w:lang w:eastAsia="es-ES"/>
+        </w:rPr>
+        <w:t>fillDialogFilterRowEntities</w:t>
+      </w:r>
+      <w:proofErr w:type="spellEnd"/>
+    </w:p>
+    <w:p>
+      <w:pPr>
+        <w:numPr>
+          <w:ilvl w:val="0"/>
+          <w:numId w:val="2"/>
+        </w:numPr>
+        <w:spacing w:before="100" w:beforeAutospacing="1" w:after="100" w:afterAutospacing="1" w:line="240" w:lineRule="auto"/>
+        <w:rPr>
+          <w:rFonts w:ascii="Times New Roman" w:eastAsia="Times New Roman" w:hAnsi="Times New Roman" w:cs="Times New Roman"/>
+          <w:sz w:val="24"/>
+          <w:szCs w:val="24"/>
+          <w:lang w:eastAsia="es-ES"/>
+        </w:rPr>
+      </w:pPr>
+      <w:proofErr w:type="spellStart"/>
+      <w:r>
+        <w:rPr>
+          <w:rFonts w:ascii="Courier New" w:eastAsia="Times New Roman" w:hAnsi="Courier New" w:cs="Courier New"/>
+          <w:sz w:val="20"/>
+          <w:szCs w:val="20"/>
+          <w:lang w:eastAsia="es-ES"/>
+        </w:rPr>
+        <w:t>OkButtonInRowFilterEntities</w:t>
+      </w:r>
+      <w:proofErr w:type="spellEnd"/>
+    </w:p>
+    <w:p>
+      <w:pPr>
+        <w:numPr>
+          <w:ilvl w:val="0"/>
+          <w:numId w:val="2"/>
+        </w:numPr>
+        <w:spacing w:before="100" w:beforeAutospacing="1" w:after="100" w:afterAutospacing="1" w:line="240" w:lineRule="auto"/>
+        <w:rPr>
+          <w:rFonts w:ascii="Times New Roman" w:eastAsia="Times New Roman" w:hAnsi="Times New Roman" w:cs="Times New Roman"/>
+          <w:sz w:val="24"/>
+          <w:szCs w:val="24"/>
+          <w:lang w:eastAsia="es-ES"/>
+        </w:rPr>
+      </w:pPr>
+      <w:proofErr w:type="spellStart"/>
+      <w:r>
+        <w:rPr>
+          <w:rFonts w:ascii="Courier New" w:eastAsia="Times New Roman" w:hAnsi="Courier New" w:cs="Courier New"/>
+          <w:sz w:val="20"/>
+          <w:szCs w:val="20"/>
+          <w:lang w:eastAsia="es-ES"/>
+        </w:rPr>
+        <w:t>createPropertySelectInFilterRows</w:t>
+      </w:r>
+      <w:proofErr w:type="spellEnd"/>
+    </w:p>
+    <w:p>
+      <w:pPr>
+        <w:numPr>
+          <w:ilvl w:val="0"/>
+          <w:numId w:val="2"/>
+        </w:numPr>
+        <w:spacing w:before="100" w:beforeAutospacing="1" w:after="100" w:afterAutospacing="1" w:line="240" w:lineRule="auto"/>
+        <w:rPr>
+          <w:rFonts w:ascii="Times New Roman" w:eastAsia="Times New Roman" w:hAnsi="Times New Roman" w:cs="Times New Roman"/>
+          <w:sz w:val="24"/>
+          <w:szCs w:val="24"/>
+          <w:lang w:eastAsia="es-ES"/>
+        </w:rPr>
+      </w:pPr>
+      <w:proofErr w:type="spellStart"/>
+      <w:r>
+        <w:rPr>
+          <w:rFonts w:ascii="Courier New" w:eastAsia="Times New Roman" w:hAnsi="Courier New" w:cs="Courier New"/>
+          <w:sz w:val="20"/>
+          <w:szCs w:val="20"/>
+          <w:lang w:eastAsia="es-ES"/>
+        </w:rPr>
+        <w:t>onchangePropertySelect</w:t>
+      </w:r>
+      <w:proofErr w:type="spellEnd"/>
+    </w:p>
+    <w:p>
+      <w:pPr>
+        <w:numPr>
+          <w:ilvl w:val="0"/>
+          <w:numId w:val="2"/>
+        </w:numPr>
+        <w:spacing w:before="100" w:beforeAutospacing="1" w:after="100" w:afterAutospacing="1" w:line="240" w:lineRule="auto"/>
+        <w:rPr>
+          <w:rFonts w:ascii="Times New Roman" w:eastAsia="Times New Roman" w:hAnsi="Times New Roman" w:cs="Times New Roman"/>
+          <w:sz w:val="24"/>
+          <w:szCs w:val="24"/>
+          <w:lang w:eastAsia="es-ES"/>
+        </w:rPr>
+      </w:pPr>
+      <w:proofErr w:type="spellStart"/>
+      <w:r>
+        <w:rPr>
+          <w:rFonts w:ascii="Courier New" w:eastAsia="Times New Roman" w:hAnsi="Courier New" w:cs="Courier New"/>
+          <w:sz w:val="20"/>
+          <w:szCs w:val="20"/>
+          <w:lang w:eastAsia="es-ES"/>
+        </w:rPr>
+        <w:t>showInputProperty</w:t>
+      </w:r>
+      <w:proofErr w:type="spellEnd"/>
+    </w:p>
+    <w:p>
+      <w:pPr>
+        <w:numPr>
+          <w:ilvl w:val="0"/>
+          <w:numId w:val="2"/>
+        </w:numPr>
+        <w:spacing w:before="100" w:beforeAutospacing="1" w:after="100" w:afterAutospacing="1" w:line="240" w:lineRule="auto"/>
+        <w:rPr>
+          <w:rFonts w:ascii="Times New Roman" w:eastAsia="Times New Roman" w:hAnsi="Times New Roman" w:cs="Times New Roman"/>
+          <w:sz w:val="24"/>
+          <w:szCs w:val="24"/>
+          <w:lang w:eastAsia="es-ES"/>
+        </w:rPr>
+      </w:pPr>
+      <w:proofErr w:type="spellStart"/>
+      <w:r>
+        <w:rPr>
+          <w:rFonts w:ascii="Courier New" w:eastAsia="Times New Roman" w:hAnsi="Courier New" w:cs="Courier New"/>
+          <w:sz w:val="20"/>
+          <w:szCs w:val="20"/>
+          <w:lang w:eastAsia="es-ES"/>
+        </w:rPr>
+        <w:t>extractLastEntityFromTextFromInputInFilterRow</w:t>
+      </w:r>
+      <w:proofErr w:type="spellEnd"/>
+    </w:p>
+    <w:p>
+      <w:pPr>
+        <w:numPr>
+          <w:ilvl w:val="0"/>
+          <w:numId w:val="2"/>
+        </w:numPr>
+        <w:spacing w:before="100" w:beforeAutospacing="1" w:after="100" w:afterAutospacing="1" w:line="240" w:lineRule="auto"/>
+        <w:rPr>
+          <w:rFonts w:ascii="Times New Roman" w:eastAsia="Times New Roman" w:hAnsi="Times New Roman" w:cs="Times New Roman"/>
+          <w:sz w:val="24"/>
+          <w:szCs w:val="24"/>
+          <w:lang w:eastAsia="es-ES"/>
+        </w:rPr>
+      </w:pPr>
+      <w:proofErr w:type="spellStart"/>
+      <w:r>
+        <w:rPr>
+          <w:rFonts w:ascii="Courier New" w:eastAsia="Times New Roman" w:hAnsi="Courier New" w:cs="Courier New"/>
+          <w:sz w:val="20"/>
+          <w:szCs w:val="20"/>
+          <w:lang w:eastAsia="es-ES"/>
+        </w:rPr>
+        <w:t>fillPropertySelector</w:t>
+      </w:r>
+      <w:proofErr w:type="spellEnd"/>
+    </w:p>
+    <w:p>
+      <w:pPr>
+        <w:numPr>
+          <w:ilvl w:val="0"/>
+          <w:numId w:val="2"/>
+        </w:numPr>
+        <w:spacing w:before="100" w:beforeAutospacing="1" w:after="100" w:afterAutospacing="1" w:line="240" w:lineRule="auto"/>
+        <w:rPr>
+          <w:rFonts w:ascii="Times New Roman" w:eastAsia="Times New Roman" w:hAnsi="Times New Roman" w:cs="Times New Roman"/>
+          <w:sz w:val="24"/>
+          <w:szCs w:val="24"/>
+          <w:lang w:eastAsia="es-ES"/>
+        </w:rPr>
+      </w:pPr>
+      <w:proofErr w:type="spellStart"/>
+      <w:r>
+        <w:rPr>
+          <w:rFonts w:ascii="Courier New" w:eastAsia="Times New Roman" w:hAnsi="Courier New" w:cs="Courier New"/>
+          <w:sz w:val="20"/>
+          <w:szCs w:val="20"/>
+          <w:lang w:eastAsia="es-ES"/>
+        </w:rPr>
+        <w:t>removeFirstEntityInURL</w:t>
+      </w:r>
+      <w:proofErr w:type="spellEnd"/>
+    </w:p>
+    <w:p>
+      <w:pPr>
+        <w:numPr>
+          <w:ilvl w:val="0"/>
+          <w:numId w:val="2"/>
+        </w:numPr>
+        <w:spacing w:before="100" w:beforeAutospacing="1" w:after="100" w:afterAutospacing="1" w:line="240" w:lineRule="auto"/>
+        <w:rPr>
+          <w:rFonts w:ascii="Times New Roman" w:eastAsia="Times New Roman" w:hAnsi="Times New Roman" w:cs="Times New Roman"/>
+          <w:sz w:val="24"/>
+          <w:szCs w:val="24"/>
+          <w:lang w:eastAsia="es-ES"/>
+        </w:rPr>
+      </w:pPr>
+      <w:proofErr w:type="spellStart"/>
+      <w:r>
+        <w:rPr>
+          <w:rFonts w:ascii="Courier New" w:eastAsia="Times New Roman" w:hAnsi="Courier New" w:cs="Courier New"/>
+          <w:sz w:val="20"/>
+          <w:szCs w:val="20"/>
+          <w:lang w:eastAsia="es-ES"/>
+        </w:rPr>
+        <w:t>eraseEmptyGroupsInFilterRowsSTA</w:t>
+      </w:r>
+      <w:proofErr w:type="spellEnd"/>
+    </w:p>
+    <w:p>
+      <w:pPr>
+        <w:spacing w:before="100" w:beforeAutospacing="1" w:after="100" w:afterAutospacing="1" w:line="240" w:lineRule="auto"/>
+        <w:outlineLvl w:val="1"/>
+        <w:rPr>
+          <w:rFonts w:ascii="Times New Roman" w:eastAsia="Times New Roman" w:hAnsi="Times New Roman" w:cs="Times New Roman"/>
+          <w:b/>
+          <w:bCs/>
+          <w:sz w:val="36"/>
+          <w:szCs w:val="36"/>
+          <w:lang w:eastAsia="es-ES"/>
+        </w:rPr>
+      </w:pPr>
+      <w:proofErr w:type="spellStart"/>
+      <w:r>
+        <w:rPr>
+          <w:rFonts w:ascii="Times New Roman" w:eastAsia="Times New Roman" w:hAnsi="Times New Roman" w:cs="Times New Roman"/>
+          <w:b/>
+          <w:bCs/>
+          <w:sz w:val="36"/>
+          <w:szCs w:val="36"/>
+          <w:lang w:eastAsia="es-ES"/>
+        </w:rPr>
+        <w:t>FilterRowsTable</w:t>
+      </w:r>
+      <w:proofErr w:type="spellEnd"/>
+      <w:r>
+        <w:rPr>
+          <w:rFonts w:ascii="Times New Roman" w:eastAsia="Times New Roman" w:hAnsi="Times New Roman" w:cs="Times New Roman"/>
+          <w:b/>
+          <w:bCs/>
+          <w:sz w:val="36"/>
+          <w:szCs w:val="36"/>
+          <w:lang w:eastAsia="es-ES"/>
+        </w:rPr>
+        <w:t xml:space="preserve"> (filtre en </w:t>
+      </w:r>
+      <w:proofErr w:type="spellStart"/>
+      <w:r>
+        <w:rPr>
+          <w:rFonts w:ascii="Times New Roman" w:eastAsia="Times New Roman" w:hAnsi="Times New Roman" w:cs="Times New Roman"/>
+          <w:b/>
+          <w:bCs/>
+          <w:sz w:val="36"/>
+          <w:szCs w:val="36"/>
+          <w:lang w:eastAsia="es-ES"/>
+        </w:rPr>
+        <w:t>memòria</w:t>
+      </w:r>
+      <w:proofErr w:type="spellEnd"/>
+      <w:r>
+        <w:rPr>
+          <w:rFonts w:ascii="Times New Roman" w:eastAsia="Times New Roman" w:hAnsi="Times New Roman" w:cs="Times New Roman"/>
+          <w:b/>
+          <w:bCs/>
+          <w:sz w:val="36"/>
+          <w:szCs w:val="36"/>
+          <w:lang w:eastAsia="es-ES"/>
+        </w:rPr>
+        <w:t>)</w:t>
+      </w:r>
+    </w:p>
+    <w:p>
+      <w:pPr>
+        <w:numPr>
+          <w:ilvl w:val="0"/>
+          <w:numId w:val="3"/>
+        </w:numPr>
+        <w:spacing w:before="100" w:beforeAutospacing="1" w:after="100" w:afterAutospacing="1" w:line="240" w:lineRule="auto"/>
+        <w:rPr>
+          <w:rFonts w:ascii="Times New Roman" w:eastAsia="Times New Roman" w:hAnsi="Times New Roman" w:cs="Times New Roman"/>
+          <w:sz w:val="24"/>
+          <w:szCs w:val="24"/>
+          <w:lang w:eastAsia="es-ES"/>
+        </w:rPr>
+      </w:pPr>
+      <w:proofErr w:type="spellStart"/>
+      <w:r>
+        <w:rPr>
+          <w:rFonts w:ascii="Courier New" w:eastAsia="Times New Roman" w:hAnsi="Courier New" w:cs="Courier New"/>
+          <w:sz w:val="20"/>
+          <w:szCs w:val="20"/>
+          <w:lang w:eastAsia="es-ES"/>
+        </w:rPr>
+        <w:t>GetFilterRowsTable</w:t>
+      </w:r>
+      <w:proofErr w:type="spellEnd"/>
+      <w:r>
+        <w:rPr>
+          <w:rFonts w:ascii="Times New Roman" w:eastAsia="Times New Roman" w:hAnsi="Times New Roman" w:cs="Times New Roman"/>
+          <w:sz w:val="24"/>
+          <w:szCs w:val="24"/>
+          <w:lang w:eastAsia="es-ES"/>
+        </w:rPr>
+        <w:t xml:space="preserve"> — aplica el filtre i </w:t>
+      </w:r>
+      <w:proofErr w:type="spellStart"/>
+      <w:r>
+        <w:rPr>
+          <w:rFonts w:ascii="Times New Roman" w:eastAsia="Times New Roman" w:hAnsi="Times New Roman" w:cs="Times New Roman"/>
+          <w:sz w:val="24"/>
+          <w:szCs w:val="24"/>
+          <w:lang w:eastAsia="es-ES"/>
+        </w:rPr>
+        <w:t>actualitza</w:t>
+      </w:r>
+      <w:proofErr w:type="spellEnd"/>
+      <w:r>
+        <w:rPr>
+          <w:rFonts w:ascii="Times New Roman" w:eastAsia="Times New Roman" w:hAnsi="Times New Roman" w:cs="Times New Roman"/>
+          <w:sz w:val="24"/>
+          <w:szCs w:val="24"/>
+          <w:lang w:eastAsia="es-ES"/>
+        </w:rPr>
+        <w:t xml:space="preserve"> </w:t>
+      </w:r>
+      <w:proofErr w:type="spellStart"/>
+      <w:r>
+        <w:rPr>
+          <w:rFonts w:ascii="Times New Roman" w:eastAsia="Times New Roman" w:hAnsi="Times New Roman" w:cs="Times New Roman"/>
+          <w:sz w:val="24"/>
+          <w:szCs w:val="24"/>
+          <w:lang w:eastAsia="es-ES"/>
+        </w:rPr>
+        <w:t>fills</w:t>
+      </w:r>
+      <w:proofErr w:type="spellEnd"/>
+    </w:p>
+    <w:p>
+      <w:pPr>
+        <w:numPr>
+          <w:ilvl w:val="0"/>
+          <w:numId w:val="3"/>
+        </w:numPr>
+        <w:spacing w:before="100" w:beforeAutospacing="1" w:after="100" w:afterAutospacing="1" w:line="240" w:lineRule="auto"/>
+        <w:rPr>
+          <w:rFonts w:ascii="Times New Roman" w:eastAsia="Times New Roman" w:hAnsi="Times New Roman" w:cs="Times New Roman"/>
+          <w:sz w:val="24"/>
+          <w:szCs w:val="24"/>
+          <w:lang w:eastAsia="es-ES"/>
+        </w:rPr>
+      </w:pPr>
+      <w:proofErr w:type="spellStart"/>
+      <w:r>
+        <w:rPr>
+          <w:rFonts w:ascii="Courier New" w:eastAsia="Times New Roman" w:hAnsi="Courier New" w:cs="Courier New"/>
+          <w:sz w:val="20"/>
+          <w:szCs w:val="20"/>
+          <w:lang w:eastAsia="es-ES"/>
+        </w:rPr>
+        <w:t>readInformationRowFilterTable</w:t>
+      </w:r>
+      <w:proofErr w:type="spellEnd"/>
+      <w:r>
+        <w:rPr>
+          <w:rFonts w:ascii="Times New Roman" w:eastAsia="Times New Roman" w:hAnsi="Times New Roman" w:cs="Times New Roman"/>
+          <w:sz w:val="24"/>
+          <w:szCs w:val="24"/>
+          <w:lang w:eastAsia="es-ES"/>
+        </w:rPr>
+        <w:t xml:space="preserve"> — </w:t>
+      </w:r>
+      <w:proofErr w:type="spellStart"/>
+      <w:r>
+        <w:rPr>
+          <w:rFonts w:ascii="Times New Roman" w:eastAsia="Times New Roman" w:hAnsi="Times New Roman" w:cs="Times New Roman"/>
+          <w:sz w:val="24"/>
+          <w:szCs w:val="24"/>
+          <w:lang w:eastAsia="es-ES"/>
+        </w:rPr>
+        <w:t>expressió</w:t>
+      </w:r>
+      <w:proofErr w:type="spellEnd"/>
+      <w:r>
+        <w:rPr>
+          <w:rFonts w:ascii="Times New Roman" w:eastAsia="Times New Roman" w:hAnsi="Times New Roman" w:cs="Times New Roman"/>
+          <w:sz w:val="24"/>
+          <w:szCs w:val="24"/>
+          <w:lang w:eastAsia="es-ES"/>
+        </w:rPr>
+        <w:t xml:space="preserve"> JS (</w:t>
+      </w:r>
+      <w:r>
+        <w:rPr>
+          <w:rFonts w:ascii="Courier New" w:eastAsia="Times New Roman" w:hAnsi="Courier New" w:cs="Courier New"/>
+          <w:sz w:val="20"/>
+          <w:szCs w:val="20"/>
+          <w:lang w:eastAsia="es-ES"/>
+        </w:rPr>
+        <w:t>&amp;&amp;</w:t>
+      </w:r>
+      <w:r>
+        <w:rPr>
+          <w:rFonts w:ascii="Times New Roman" w:eastAsia="Times New Roman" w:hAnsi="Times New Roman" w:cs="Times New Roman"/>
+          <w:sz w:val="24"/>
+          <w:szCs w:val="24"/>
+          <w:lang w:eastAsia="es-ES"/>
+        </w:rPr>
+        <w:t> / </w:t>
+      </w:r>
+      <w:r>
+        <w:rPr>
+          <w:rFonts w:ascii="Courier New" w:eastAsia="Times New Roman" w:hAnsi="Courier New" w:cs="Courier New"/>
+          <w:sz w:val="20"/>
+          <w:szCs w:val="20"/>
+          <w:lang w:eastAsia="es-ES"/>
+        </w:rPr>
+        <w:t>||</w:t>
+      </w:r>
+      <w:r>
+        <w:rPr>
+          <w:rFonts w:ascii="Times New Roman" w:eastAsia="Times New Roman" w:hAnsi="Times New Roman" w:cs="Times New Roman"/>
+          <w:sz w:val="24"/>
+          <w:szCs w:val="24"/>
+          <w:lang w:eastAsia="es-ES"/>
+        </w:rPr>
+        <w:t xml:space="preserve">, </w:t>
+      </w:r>
+      <w:proofErr w:type="spellStart"/>
+      <w:r>
+        <w:rPr>
+          <w:rFonts w:ascii="Times New Roman" w:eastAsia="Times New Roman" w:hAnsi="Times New Roman" w:cs="Times New Roman"/>
+          <w:sz w:val="24"/>
+          <w:szCs w:val="24"/>
+          <w:lang w:eastAsia="es-ES"/>
+        </w:rPr>
+        <w:t>includes</w:t>
+      </w:r>
+      <w:proofErr w:type="spellEnd"/>
+      <w:r>
+        <w:rPr>
+          <w:rFonts w:ascii="Times New Roman" w:eastAsia="Times New Roman" w:hAnsi="Times New Roman" w:cs="Times New Roman"/>
+          <w:sz w:val="24"/>
+          <w:szCs w:val="24"/>
+          <w:lang w:eastAsia="es-ES"/>
+        </w:rPr>
+        <w:t>, dates…)</w:t>
+      </w:r>
+    </w:p>
+    <w:p>
+      <w:pPr>
+        <w:numPr>
+          <w:ilvl w:val="0"/>
+          <w:numId w:val="3"/>
+        </w:numPr>
+        <w:spacing w:before="100" w:beforeAutospacing="1" w:after="100" w:afterAutospacing="1" w:line="240" w:lineRule="auto"/>
+        <w:rPr>
+          <w:rFonts w:ascii="Times New Roman" w:eastAsia="Times New Roman" w:hAnsi="Times New Roman" w:cs="Times New Roman"/>
+          <w:sz w:val="24"/>
+          <w:szCs w:val="24"/>
+          <w:lang w:eastAsia="es-ES"/>
+        </w:rPr>
+      </w:pPr>
+      <w:proofErr w:type="spellStart"/>
+      <w:r>
+        <w:rPr>
+          <w:rFonts w:ascii="Courier New" w:eastAsia="Times New Roman" w:hAnsi="Courier New" w:cs="Courier New"/>
+          <w:sz w:val="20"/>
+          <w:szCs w:val="20"/>
+          <w:lang w:eastAsia="es-ES"/>
+        </w:rPr>
+        <w:t>applyEvalAndFilterData</w:t>
+      </w:r>
+      <w:proofErr w:type="spellEnd"/>
+      <w:r>
+        <w:rPr>
+          <w:rFonts w:ascii="Times New Roman" w:eastAsia="Times New Roman" w:hAnsi="Times New Roman" w:cs="Times New Roman"/>
+          <w:sz w:val="24"/>
+          <w:szCs w:val="24"/>
+          <w:lang w:eastAsia="es-ES"/>
+        </w:rPr>
+        <w:t> — </w:t>
+      </w:r>
+      <w:proofErr w:type="spellStart"/>
+      <w:r>
+        <w:rPr>
+          <w:rFonts w:ascii="Courier New" w:eastAsia="Times New Roman" w:hAnsi="Courier New" w:cs="Courier New"/>
+          <w:sz w:val="20"/>
+          <w:szCs w:val="20"/>
+          <w:lang w:eastAsia="es-ES"/>
+        </w:rPr>
+        <w:t>eval</w:t>
+      </w:r>
+      <w:proofErr w:type="spellEnd"/>
+      <w:r>
+        <w:rPr>
+          <w:rFonts w:ascii="Times New Roman" w:eastAsia="Times New Roman" w:hAnsi="Times New Roman" w:cs="Times New Roman"/>
+          <w:sz w:val="24"/>
+          <w:szCs w:val="24"/>
+          <w:lang w:eastAsia="es-ES"/>
+        </w:rPr>
+        <w:t> sobre </w:t>
+      </w:r>
+      <w:proofErr w:type="spellStart"/>
+      <w:r>
+        <w:rPr>
+          <w:rFonts w:ascii="Courier New" w:eastAsia="Times New Roman" w:hAnsi="Courier New" w:cs="Courier New"/>
+          <w:sz w:val="20"/>
+          <w:szCs w:val="20"/>
+          <w:lang w:eastAsia="es-ES"/>
+        </w:rPr>
+        <w:t>STAdata</w:t>
+      </w:r>
+      <w:proofErr w:type="spellEnd"/>
+    </w:p>
+    <w:p>
+      <w:pPr>
+        <w:spacing w:before="100" w:beforeAutospacing="1" w:after="100" w:afterAutospacing="1" w:line="240" w:lineRule="auto"/>
+        <w:rPr>
+          <w:rFonts w:ascii="Times New Roman" w:eastAsia="Times New Roman" w:hAnsi="Times New Roman" w:cs="Times New Roman"/>
+          <w:sz w:val="24"/>
+          <w:szCs w:val="24"/>
+          <w:lang w:eastAsia="es-ES"/>
+        </w:rPr>
+      </w:pPr>
+      <w:r>
+        <w:rPr>
+          <w:rFonts w:ascii="Times New Roman" w:eastAsia="Times New Roman" w:hAnsi="Times New Roman" w:cs="Times New Roman"/>
+          <w:sz w:val="24"/>
+          <w:szCs w:val="24"/>
+          <w:lang w:eastAsia="es-ES"/>
+        </w:rPr>
+        <w:t>Doble clic a </w:t>
+      </w:r>
+      <w:r>
+        <w:rPr>
+          <w:rFonts w:ascii="Courier New" w:eastAsia="Times New Roman" w:hAnsi="Courier New" w:cs="Courier New"/>
+          <w:sz w:val="20"/>
+          <w:szCs w:val="20"/>
+          <w:lang w:eastAsia="es-ES"/>
+        </w:rPr>
+        <w:t>FilterRowsTable.png</w:t>
+      </w:r>
+      <w:r>
+        <w:rPr>
+          <w:rFonts w:ascii="Times New Roman" w:eastAsia="Times New Roman" w:hAnsi="Times New Roman" w:cs="Times New Roman"/>
+          <w:sz w:val="24"/>
+          <w:szCs w:val="24"/>
+          <w:lang w:eastAsia="es-ES"/>
+        </w:rPr>
+        <w:t> → </w:t>
+      </w:r>
+      <w:r>
+        <w:rPr>
+          <w:rFonts w:ascii="Courier New" w:eastAsia="Times New Roman" w:hAnsi="Courier New" w:cs="Courier New"/>
+          <w:sz w:val="20"/>
+          <w:szCs w:val="20"/>
+          <w:lang w:eastAsia="es-ES"/>
+        </w:rPr>
+        <w:t>ShowTableFilterRowsDialog</w:t>
+      </w:r>
+      <w:r>
+        <w:rPr>
+          <w:rFonts w:ascii="Times New Roman" w:eastAsia="Times New Roman" w:hAnsi="Times New Roman" w:cs="Times New Roman"/>
+          <w:sz w:val="24"/>
+          <w:szCs w:val="24"/>
+          <w:lang w:eastAsia="es-ES"/>
+        </w:rPr>
+        <w:t> + </w:t>
+      </w:r>
+      <w:r>
+        <w:rPr>
+          <w:rFonts w:ascii="Courier New" w:eastAsia="Times New Roman" w:hAnsi="Courier New" w:cs="Courier New"/>
+          <w:sz w:val="20"/>
+          <w:szCs w:val="20"/>
+          <w:lang w:eastAsia="es-ES"/>
+        </w:rPr>
+        <w:t>DialogFilterRows</w:t>
+      </w:r>
+      <w:r>
+        <w:rPr>
+          <w:rFonts w:ascii="Times New Roman" w:eastAsia="Times New Roman" w:hAnsi="Times New Roman" w:cs="Times New Roman"/>
+          <w:sz w:val="24"/>
+          <w:szCs w:val="24"/>
+          <w:lang w:eastAsia="es-ES"/>
+        </w:rPr>
+        <w:t>.</w:t>
+      </w:r>
+    </w:p>
+    <w:p>
+      <w:pPr>
+        <w:spacing w:before="100" w:beforeAutospacing="1" w:after="100" w:afterAutospacing="1" w:line="240" w:lineRule="auto"/>
+        <w:outlineLvl w:val="1"/>
+        <w:rPr>
+          <w:rFonts w:ascii="Times New Roman" w:eastAsia="Times New Roman" w:hAnsi="Times New Roman" w:cs="Times New Roman"/>
+          <w:b/>
+          <w:bCs/>
+          <w:sz w:val="36"/>
+          <w:szCs w:val="36"/>
+          <w:lang w:eastAsia="es-ES"/>
+        </w:rPr>
+      </w:pPr>
+      <w:r>
+        <w:rPr>
+          <w:rFonts w:ascii="Times New Roman" w:eastAsia="Times New Roman" w:hAnsi="Times New Roman" w:cs="Times New Roman"/>
+          <w:b/>
+          <w:bCs/>
+          <w:sz w:val="36"/>
+          <w:szCs w:val="36"/>
+          <w:lang w:eastAsia="es-ES"/>
+        </w:rPr>
+        <w:t xml:space="preserve">UI del </w:t>
+      </w:r>
+      <w:proofErr w:type="spellStart"/>
+      <w:r>
+        <w:rPr>
+          <w:rFonts w:ascii="Times New Roman" w:eastAsia="Times New Roman" w:hAnsi="Times New Roman" w:cs="Times New Roman"/>
+          <w:b/>
+          <w:bCs/>
+          <w:sz w:val="36"/>
+          <w:szCs w:val="36"/>
+          <w:lang w:eastAsia="es-ES"/>
+        </w:rPr>
+        <w:t>diàleg</w:t>
+      </w:r>
+      <w:proofErr w:type="spellEnd"/>
+      <w:r>
+        <w:rPr>
+          <w:rFonts w:ascii="Times New Roman" w:eastAsia="Times New Roman" w:hAnsi="Times New Roman" w:cs="Times New Roman"/>
+          <w:b/>
+          <w:bCs/>
+          <w:sz w:val="36"/>
+          <w:szCs w:val="36"/>
+          <w:lang w:eastAsia="es-ES"/>
+        </w:rPr>
+        <w:t xml:space="preserve"> </w:t>
+      </w:r>
+      <w:proofErr w:type="spellStart"/>
+      <w:r>
+        <w:rPr>
+          <w:rFonts w:ascii="Times New Roman" w:eastAsia="Times New Roman" w:hAnsi="Times New Roman" w:cs="Times New Roman"/>
+          <w:b/>
+          <w:bCs/>
+          <w:sz w:val="36"/>
+          <w:szCs w:val="36"/>
+          <w:lang w:eastAsia="es-ES"/>
+        </w:rPr>
+        <w:t>clàssic</w:t>
+      </w:r>
+      <w:proofErr w:type="spellEnd"/>
+      <w:r>
+        <w:rPr>
+          <w:rFonts w:ascii="Times New Roman" w:eastAsia="Times New Roman" w:hAnsi="Times New Roman" w:cs="Times New Roman"/>
+          <w:b/>
+          <w:bCs/>
+          <w:sz w:val="36"/>
+          <w:szCs w:val="36"/>
+          <w:lang w:eastAsia="es-ES"/>
+        </w:rPr>
+        <w:t xml:space="preserve"> (les </w:t>
+      </w:r>
+      <w:proofErr w:type="spellStart"/>
+      <w:r>
+        <w:rPr>
+          <w:rFonts w:ascii="Times New Roman" w:eastAsia="Times New Roman" w:hAnsi="Times New Roman" w:cs="Times New Roman"/>
+          <w:b/>
+          <w:bCs/>
+          <w:sz w:val="36"/>
+          <w:szCs w:val="36"/>
+          <w:lang w:eastAsia="es-ES"/>
+        </w:rPr>
+        <w:t>dues</w:t>
+      </w:r>
+      <w:proofErr w:type="spellEnd"/>
+      <w:r>
+        <w:rPr>
+          <w:rFonts w:ascii="Times New Roman" w:eastAsia="Times New Roman" w:hAnsi="Times New Roman" w:cs="Times New Roman"/>
+          <w:b/>
+          <w:bCs/>
+          <w:sz w:val="36"/>
+          <w:szCs w:val="36"/>
+          <w:lang w:eastAsia="es-ES"/>
+        </w:rPr>
+        <w:t>)</w:t>
+      </w:r>
+    </w:p>
+    <w:p>
+      <w:pPr>
+        <w:spacing w:before="100" w:beforeAutospacing="1" w:after="100" w:afterAutospacing="1" w:line="240" w:lineRule="auto"/>
+        <w:rPr>
+          <w:rFonts w:ascii="Times New Roman" w:eastAsia="Times New Roman" w:hAnsi="Times New Roman" w:cs="Times New Roman"/>
+          <w:sz w:val="24"/>
+          <w:szCs w:val="24"/>
+          <w:lang w:eastAsia="es-ES"/>
+        </w:rPr>
+      </w:pPr>
+      <w:r>
+        <w:rPr>
+          <w:rFonts w:ascii="Courier New" w:eastAsia="Times New Roman" w:hAnsi="Courier New" w:cs="Courier New"/>
+          <w:sz w:val="20"/>
+          <w:szCs w:val="20"/>
+          <w:lang w:eastAsia="es-ES"/>
+        </w:rPr>
+        <w:t>addNecessaryVariablesToFilterRowsSTANode</w:t>
+      </w:r>
+      <w:r>
+        <w:rPr>
+          <w:rFonts w:ascii="Times New Roman" w:eastAsia="Times New Roman" w:hAnsi="Times New Roman" w:cs="Times New Roman"/>
+          <w:sz w:val="24"/>
+          <w:szCs w:val="24"/>
+          <w:lang w:eastAsia="es-ES"/>
+        </w:rPr>
+        <w:t>, </w:t>
+      </w:r>
+      <w:r>
+        <w:rPr>
+          <w:rFonts w:ascii="Courier New" w:eastAsia="Times New Roman" w:hAnsi="Courier New" w:cs="Courier New"/>
+          <w:sz w:val="20"/>
+          <w:szCs w:val="20"/>
+          <w:lang w:eastAsia="es-ES"/>
+        </w:rPr>
+        <w:t>addSTAEntityNameAsTitleDialog</w:t>
+      </w:r>
+      <w:r>
+        <w:rPr>
+          <w:rFonts w:ascii="Times New Roman" w:eastAsia="Times New Roman" w:hAnsi="Times New Roman" w:cs="Times New Roman"/>
+          <w:sz w:val="24"/>
+          <w:szCs w:val="24"/>
+          <w:lang w:eastAsia="es-ES"/>
+        </w:rPr>
+        <w:t>, </w:t>
+      </w:r>
+      <w:r>
+        <w:rPr>
+          <w:rFonts w:ascii="Courier New" w:eastAsia="Times New Roman" w:hAnsi="Courier New" w:cs="Courier New"/>
+          <w:sz w:val="20"/>
+          <w:szCs w:val="20"/>
+          <w:lang w:eastAsia="es-ES"/>
+        </w:rPr>
+        <w:t>ShowTableFilterRowsDialog</w:t>
+      </w:r>
+      <w:r>
+        <w:rPr>
+          <w:rFonts w:ascii="Times New Roman" w:eastAsia="Times New Roman" w:hAnsi="Times New Roman" w:cs="Times New Roman"/>
+          <w:sz w:val="24"/>
+          <w:szCs w:val="24"/>
+          <w:lang w:eastAsia="es-ES"/>
+        </w:rPr>
+        <w:t>, </w:t>
+      </w:r>
+      <w:r>
+        <w:rPr>
+          <w:rFonts w:ascii="Courier New" w:eastAsia="Times New Roman" w:hAnsi="Courier New" w:cs="Courier New"/>
+          <w:sz w:val="20"/>
+          <w:szCs w:val="20"/>
+          <w:lang w:eastAsia="es-ES"/>
+        </w:rPr>
+        <w:t>GetFilterRows</w:t>
+      </w:r>
+      <w:r>
+        <w:rPr>
+          <w:rFonts w:ascii="Times New Roman" w:eastAsia="Times New Roman" w:hAnsi="Times New Roman" w:cs="Times New Roman"/>
+          <w:sz w:val="24"/>
+          <w:szCs w:val="24"/>
+          <w:lang w:eastAsia="es-ES"/>
+        </w:rPr>
+        <w:t xml:space="preserve"> (ramifica STA / </w:t>
+      </w:r>
+      <w:proofErr w:type="spellStart"/>
+      <w:r>
+        <w:rPr>
+          <w:rFonts w:ascii="Times New Roman" w:eastAsia="Times New Roman" w:hAnsi="Times New Roman" w:cs="Times New Roman"/>
+          <w:sz w:val="24"/>
+          <w:szCs w:val="24"/>
+          <w:lang w:eastAsia="es-ES"/>
+        </w:rPr>
+        <w:t>Table</w:t>
+      </w:r>
+      <w:proofErr w:type="spellEnd"/>
+      <w:r>
+        <w:rPr>
+          <w:rFonts w:ascii="Times New Roman" w:eastAsia="Times New Roman" w:hAnsi="Times New Roman" w:cs="Times New Roman"/>
+          <w:sz w:val="24"/>
+          <w:szCs w:val="24"/>
+          <w:lang w:eastAsia="es-ES"/>
+        </w:rPr>
+        <w:t xml:space="preserve"> / OGC), </w:t>
+      </w:r>
+      <w:r>
+        <w:rPr>
+          <w:rFonts w:ascii="Courier New" w:eastAsia="Times New Roman" w:hAnsi="Courier New" w:cs="Courier New"/>
+          <w:sz w:val="20"/>
+          <w:szCs w:val="20"/>
+          <w:lang w:eastAsia="es-ES"/>
+        </w:rPr>
+        <w:t>createSelectorRowFilters</w:t>
+      </w:r>
+      <w:r>
+        <w:rPr>
+          <w:rFonts w:ascii="Times New Roman" w:eastAsia="Times New Roman" w:hAnsi="Times New Roman" w:cs="Times New Roman"/>
+          <w:sz w:val="24"/>
+          <w:szCs w:val="24"/>
+          <w:lang w:eastAsia="es-ES"/>
+        </w:rPr>
+        <w:t>, </w:t>
+      </w:r>
+      <w:r>
+        <w:rPr>
+          <w:rFonts w:ascii="Courier New" w:eastAsia="Times New Roman" w:hAnsi="Courier New" w:cs="Courier New"/>
+          <w:sz w:val="20"/>
+          <w:szCs w:val="20"/>
+          <w:lang w:eastAsia="es-ES"/>
+        </w:rPr>
+        <w:t>createColumsSelectorFilterRows</w:t>
+      </w:r>
+      <w:r>
+        <w:rPr>
+          <w:rFonts w:ascii="Times New Roman" w:eastAsia="Times New Roman" w:hAnsi="Times New Roman" w:cs="Times New Roman"/>
+          <w:sz w:val="24"/>
+          <w:szCs w:val="24"/>
+          <w:lang w:eastAsia="es-ES"/>
+        </w:rPr>
+        <w:t>, </w:t>
+      </w:r>
+      <w:r>
+        <w:rPr>
+          <w:rFonts w:ascii="Courier New" w:eastAsia="Times New Roman" w:hAnsi="Courier New" w:cs="Courier New"/>
+          <w:sz w:val="20"/>
+          <w:szCs w:val="20"/>
+          <w:lang w:eastAsia="es-ES"/>
+        </w:rPr>
+        <w:t>fillColumsSelectorFilterRows</w:t>
+      </w:r>
+      <w:r>
+        <w:rPr>
+          <w:rFonts w:ascii="Times New Roman" w:eastAsia="Times New Roman" w:hAnsi="Times New Roman" w:cs="Times New Roman"/>
+          <w:sz w:val="24"/>
+          <w:szCs w:val="24"/>
+          <w:lang w:eastAsia="es-ES"/>
+        </w:rPr>
+        <w:t>, </w:t>
+      </w:r>
+      <w:r>
+        <w:rPr>
+          <w:rFonts w:ascii="Courier New" w:eastAsia="Times New Roman" w:hAnsi="Courier New" w:cs="Courier New"/>
+          <w:sz w:val="20"/>
+          <w:szCs w:val="20"/>
+          <w:lang w:eastAsia="es-ES"/>
+        </w:rPr>
+        <w:t>obtainValuesFromSTAdataInCSV</w:t>
+      </w:r>
+      <w:r>
+        <w:rPr>
+          <w:rFonts w:ascii="Times New Roman" w:eastAsia="Times New Roman" w:hAnsi="Times New Roman" w:cs="Times New Roman"/>
+          <w:sz w:val="24"/>
+          <w:szCs w:val="24"/>
+          <w:lang w:eastAsia="es-ES"/>
+        </w:rPr>
+        <w:t>, </w:t>
+      </w:r>
+      <w:r>
+        <w:rPr>
+          <w:rFonts w:ascii="Courier New" w:eastAsia="Times New Roman" w:hAnsi="Courier New" w:cs="Courier New"/>
+          <w:sz w:val="20"/>
+          <w:szCs w:val="20"/>
+          <w:lang w:eastAsia="es-ES"/>
+        </w:rPr>
+        <w:t>loadAPIDataWithReturn</w:t>
+      </w:r>
+      <w:r>
+        <w:rPr>
+          <w:rFonts w:ascii="Times New Roman" w:eastAsia="Times New Roman" w:hAnsi="Times New Roman" w:cs="Times New Roman"/>
+          <w:sz w:val="24"/>
+          <w:szCs w:val="24"/>
+          <w:lang w:eastAsia="es-ES"/>
+        </w:rPr>
+        <w:t>, </w:t>
+      </w:r>
+      <w:r>
+        <w:rPr>
+          <w:rFonts w:ascii="Courier New" w:eastAsia="Times New Roman" w:hAnsi="Courier New" w:cs="Courier New"/>
+          <w:sz w:val="20"/>
+          <w:szCs w:val="20"/>
+          <w:lang w:eastAsia="es-ES"/>
+        </w:rPr>
+        <w:t>createConditionSelectInFilterRows</w:t>
+      </w:r>
+      <w:r>
+        <w:rPr>
+          <w:rFonts w:ascii="Times New Roman" w:eastAsia="Times New Roman" w:hAnsi="Times New Roman" w:cs="Times New Roman"/>
+          <w:sz w:val="24"/>
+          <w:szCs w:val="24"/>
+          <w:lang w:eastAsia="es-ES"/>
+        </w:rPr>
+        <w:t>, </w:t>
+      </w:r>
+      <w:r>
+        <w:rPr>
+          <w:rFonts w:ascii="Courier New" w:eastAsia="Times New Roman" w:hAnsi="Courier New" w:cs="Courier New"/>
+          <w:sz w:val="20"/>
+          <w:szCs w:val="20"/>
+          <w:lang w:eastAsia="es-ES"/>
+        </w:rPr>
+        <w:t>changeSelectConditionValues</w:t>
+      </w:r>
+      <w:r>
+        <w:rPr>
+          <w:rFonts w:ascii="Times New Roman" w:eastAsia="Times New Roman" w:hAnsi="Times New Roman" w:cs="Times New Roman"/>
+          <w:sz w:val="24"/>
+          <w:szCs w:val="24"/>
+          <w:lang w:eastAsia="es-ES"/>
+        </w:rPr>
+        <w:t>, </w:t>
+      </w:r>
+      <w:r>
+        <w:rPr>
+          <w:rFonts w:ascii="Courier New" w:eastAsia="Times New Roman" w:hAnsi="Courier New" w:cs="Courier New"/>
+          <w:sz w:val="20"/>
+          <w:szCs w:val="20"/>
+          <w:lang w:eastAsia="es-ES"/>
+        </w:rPr>
+        <w:t>typeOf</w:t>
+      </w:r>
+      <w:r>
+        <w:rPr>
+          <w:rFonts w:ascii="Courier New" w:eastAsia="Times New Roman" w:hAnsi="Courier New" w:cs="Courier New"/>
+          <w:sz w:val="20"/>
+          <w:szCs w:val="20"/>
+          <w:lang w:eastAsia="es-ES"/>
+        </w:rPr>
+        <w:lastRenderedPageBreak/>
+        <w:t>ValueFromInput</w:t>
+      </w:r>
+      <w:r>
+        <w:rPr>
+          <w:rFonts w:ascii="Times New Roman" w:eastAsia="Times New Roman" w:hAnsi="Times New Roman" w:cs="Times New Roman"/>
+          <w:sz w:val="24"/>
+          <w:szCs w:val="24"/>
+          <w:lang w:eastAsia="es-ES"/>
+        </w:rPr>
+        <w:t>, </w:t>
+      </w:r>
+      <w:r>
+        <w:rPr>
+          <w:rFonts w:ascii="Courier New" w:eastAsia="Times New Roman" w:hAnsi="Courier New" w:cs="Courier New"/>
+          <w:sz w:val="20"/>
+          <w:szCs w:val="20"/>
+          <w:lang w:eastAsia="es-ES"/>
+        </w:rPr>
+        <w:t>createValueSelectInFilterRows</w:t>
+      </w:r>
+      <w:r>
+        <w:rPr>
+          <w:rFonts w:ascii="Times New Roman" w:eastAsia="Times New Roman" w:hAnsi="Times New Roman" w:cs="Times New Roman"/>
+          <w:sz w:val="24"/>
+          <w:szCs w:val="24"/>
+          <w:lang w:eastAsia="es-ES"/>
+        </w:rPr>
+        <w:t>, </w:t>
+      </w:r>
+      <w:r>
+        <w:rPr>
+          <w:rFonts w:ascii="Courier New" w:eastAsia="Times New Roman" w:hAnsi="Courier New" w:cs="Courier New"/>
+          <w:sz w:val="20"/>
+          <w:szCs w:val="20"/>
+          <w:lang w:eastAsia="es-ES"/>
+        </w:rPr>
+        <w:t>fillValueSelectorFilterRow</w:t>
+      </w:r>
+      <w:r>
+        <w:rPr>
+          <w:rFonts w:ascii="Times New Roman" w:eastAsia="Times New Roman" w:hAnsi="Times New Roman" w:cs="Times New Roman"/>
+          <w:sz w:val="24"/>
+          <w:szCs w:val="24"/>
+          <w:lang w:eastAsia="es-ES"/>
+        </w:rPr>
+        <w:t>, </w:t>
+      </w:r>
+      <w:r>
+        <w:rPr>
+          <w:rFonts w:ascii="Courier New" w:eastAsia="Times New Roman" w:hAnsi="Courier New" w:cs="Courier New"/>
+          <w:sz w:val="20"/>
+          <w:szCs w:val="20"/>
+          <w:lang w:eastAsia="es-ES"/>
+        </w:rPr>
+        <w:t>changeWriteToSelect</w:t>
+      </w:r>
+      <w:r>
+        <w:rPr>
+          <w:rFonts w:ascii="Times New Roman" w:eastAsia="Times New Roman" w:hAnsi="Times New Roman" w:cs="Times New Roman"/>
+          <w:sz w:val="24"/>
+          <w:szCs w:val="24"/>
+          <w:lang w:eastAsia="es-ES"/>
+        </w:rPr>
+        <w:t>, </w:t>
+      </w:r>
+      <w:r>
+        <w:rPr>
+          <w:rFonts w:ascii="Courier New" w:eastAsia="Times New Roman" w:hAnsi="Courier New" w:cs="Courier New"/>
+          <w:sz w:val="20"/>
+          <w:szCs w:val="20"/>
+          <w:lang w:eastAsia="es-ES"/>
+        </w:rPr>
+        <w:t>closeModalSelectInValue</w:t>
+      </w:r>
+      <w:r>
+        <w:rPr>
+          <w:rFonts w:ascii="Times New Roman" w:eastAsia="Times New Roman" w:hAnsi="Times New Roman" w:cs="Times New Roman"/>
+          <w:sz w:val="24"/>
+          <w:szCs w:val="24"/>
+          <w:lang w:eastAsia="es-ES"/>
+        </w:rPr>
+        <w:t>, </w:t>
+      </w:r>
+      <w:r>
+        <w:rPr>
+          <w:rFonts w:ascii="Courier New" w:eastAsia="Times New Roman" w:hAnsi="Courier New" w:cs="Courier New"/>
+          <w:sz w:val="20"/>
+          <w:szCs w:val="20"/>
+          <w:lang w:eastAsia="es-ES"/>
+        </w:rPr>
+        <w:t>changesInInputValueRowFilter</w:t>
+      </w:r>
+      <w:r>
+        <w:rPr>
+          <w:rFonts w:ascii="Times New Roman" w:eastAsia="Times New Roman" w:hAnsi="Times New Roman" w:cs="Times New Roman"/>
+          <w:sz w:val="24"/>
+          <w:szCs w:val="24"/>
+          <w:lang w:eastAsia="es-ES"/>
+        </w:rPr>
+        <w:t>, </w:t>
+      </w:r>
+      <w:r>
+        <w:rPr>
+          <w:rFonts w:ascii="Courier New" w:eastAsia="Times New Roman" w:hAnsi="Courier New" w:cs="Courier New"/>
+          <w:sz w:val="20"/>
+          <w:szCs w:val="20"/>
+          <w:lang w:eastAsia="es-ES"/>
+        </w:rPr>
+        <w:t>showAndHiddeSelectorAndInputsFilterRow</w:t>
+      </w:r>
+      <w:r>
+        <w:rPr>
+          <w:rFonts w:ascii="Times New Roman" w:eastAsia="Times New Roman" w:hAnsi="Times New Roman" w:cs="Times New Roman"/>
+          <w:sz w:val="24"/>
+          <w:szCs w:val="24"/>
+          <w:lang w:eastAsia="es-ES"/>
+        </w:rPr>
+        <w:t>, </w:t>
+      </w:r>
+      <w:r>
+        <w:rPr>
+          <w:rFonts w:ascii="Courier New" w:eastAsia="Times New Roman" w:hAnsi="Courier New" w:cs="Courier New"/>
+          <w:sz w:val="20"/>
+          <w:szCs w:val="20"/>
+          <w:lang w:eastAsia="es-ES"/>
+        </w:rPr>
+        <w:t>searchParentLabel</w:t>
+      </w:r>
+      <w:r>
+        <w:rPr>
+          <w:rFonts w:ascii="Times New Roman" w:eastAsia="Times New Roman" w:hAnsi="Times New Roman" w:cs="Times New Roman"/>
+          <w:sz w:val="24"/>
+          <w:szCs w:val="24"/>
+          <w:lang w:eastAsia="es-ES"/>
+        </w:rPr>
+        <w:t>, </w:t>
+      </w:r>
+      <w:r>
+        <w:rPr>
+          <w:rFonts w:ascii="Courier New" w:eastAsia="Times New Roman" w:hAnsi="Courier New" w:cs="Courier New"/>
+          <w:sz w:val="20"/>
+          <w:szCs w:val="20"/>
+          <w:lang w:eastAsia="es-ES"/>
+        </w:rPr>
+        <w:t>GetFilterTable</w:t>
+      </w:r>
+      <w:r>
+        <w:rPr>
+          <w:rFonts w:ascii="Times New Roman" w:eastAsia="Times New Roman" w:hAnsi="Times New Roman" w:cs="Times New Roman"/>
+          <w:sz w:val="24"/>
+          <w:szCs w:val="24"/>
+          <w:lang w:eastAsia="es-ES"/>
+        </w:rPr>
+        <w:t>, </w:t>
+      </w:r>
+      <w:r>
+        <w:rPr>
+          <w:rFonts w:ascii="Courier New" w:eastAsia="Times New Roman" w:hAnsi="Courier New" w:cs="Courier New"/>
+          <w:sz w:val="20"/>
+          <w:szCs w:val="20"/>
+          <w:lang w:eastAsia="es-ES"/>
+        </w:rPr>
+        <w:t>GetFilterCondition</w:t>
+      </w:r>
+      <w:r>
+        <w:rPr>
+          <w:rFonts w:ascii="Times New Roman" w:eastAsia="Times New Roman" w:hAnsi="Times New Roman" w:cs="Times New Roman"/>
+          <w:sz w:val="24"/>
+          <w:szCs w:val="24"/>
+          <w:lang w:eastAsia="es-ES"/>
+        </w:rPr>
+        <w:t>, </w:t>
+      </w:r>
+      <w:r>
+        <w:rPr>
+          <w:rFonts w:ascii="Courier New" w:eastAsia="Times New Roman" w:hAnsi="Courier New" w:cs="Courier New"/>
+          <w:sz w:val="20"/>
+          <w:szCs w:val="20"/>
+          <w:lang w:eastAsia="es-ES"/>
+        </w:rPr>
+        <w:t>ShowFilterTable</w:t>
+      </w:r>
+      <w:r>
+        <w:rPr>
+          <w:rFonts w:ascii="Times New Roman" w:eastAsia="Times New Roman" w:hAnsi="Times New Roman" w:cs="Times New Roman"/>
+          <w:sz w:val="24"/>
+          <w:szCs w:val="24"/>
+          <w:lang w:eastAsia="es-ES"/>
+        </w:rPr>
+        <w:t>, </w:t>
+      </w:r>
+      <w:r>
+        <w:rPr>
+          <w:rFonts w:ascii="Courier New" w:eastAsia="Times New Roman" w:hAnsi="Courier New" w:cs="Courier New"/>
+          <w:sz w:val="20"/>
+          <w:szCs w:val="20"/>
+          <w:lang w:eastAsia="es-ES"/>
+        </w:rPr>
+        <w:t>showFilterTableWithoutFilters</w:t>
+      </w:r>
+      <w:r>
+        <w:rPr>
+          <w:rFonts w:ascii="Times New Roman" w:eastAsia="Times New Roman" w:hAnsi="Times New Roman" w:cs="Times New Roman"/>
+          <w:sz w:val="24"/>
+          <w:szCs w:val="24"/>
+          <w:lang w:eastAsia="es-ES"/>
+        </w:rPr>
+        <w:t>, </w:t>
+      </w:r>
+      <w:r>
+        <w:rPr>
+          <w:rFonts w:ascii="Courier New" w:eastAsia="Times New Roman" w:hAnsi="Courier New" w:cs="Courier New"/>
+          <w:sz w:val="20"/>
+          <w:szCs w:val="20"/>
+          <w:lang w:eastAsia="es-ES"/>
+        </w:rPr>
+        <w:t>actualizeSelectChoice</w:t>
+      </w:r>
+      <w:r>
+        <w:rPr>
+          <w:rFonts w:ascii="Times New Roman" w:eastAsia="Times New Roman" w:hAnsi="Times New Roman" w:cs="Times New Roman"/>
+          <w:sz w:val="24"/>
+          <w:szCs w:val="24"/>
+          <w:lang w:eastAsia="es-ES"/>
+        </w:rPr>
+        <w:t>, </w:t>
+      </w:r>
+      <w:r>
+        <w:rPr>
+          <w:rFonts w:ascii="Courier New" w:eastAsia="Times New Roman" w:hAnsi="Courier New" w:cs="Courier New"/>
+          <w:sz w:val="20"/>
+          <w:szCs w:val="20"/>
+          <w:lang w:eastAsia="es-ES"/>
+        </w:rPr>
+        <w:t>searchGroupToChangeSelectChoice</w:t>
+      </w:r>
+      <w:r>
+        <w:rPr>
+          <w:rFonts w:ascii="Times New Roman" w:eastAsia="Times New Roman" w:hAnsi="Times New Roman" w:cs="Times New Roman"/>
+          <w:sz w:val="24"/>
+          <w:szCs w:val="24"/>
+          <w:lang w:eastAsia="es-ES"/>
+        </w:rPr>
+        <w:t>, </w:t>
+      </w:r>
+      <w:r>
+        <w:rPr>
+          <w:rFonts w:ascii="Courier New" w:eastAsia="Times New Roman" w:hAnsi="Courier New" w:cs="Courier New"/>
+          <w:sz w:val="20"/>
+          <w:szCs w:val="20"/>
+          <w:lang w:eastAsia="es-ES"/>
+        </w:rPr>
+        <w:t>resizeBottomPartSelectAndOrNot</w:t>
+      </w:r>
+      <w:r>
+        <w:rPr>
+          <w:rFonts w:ascii="Times New Roman" w:eastAsia="Times New Roman" w:hAnsi="Times New Roman" w:cs="Times New Roman"/>
+          <w:sz w:val="24"/>
+          <w:szCs w:val="24"/>
+          <w:lang w:eastAsia="es-ES"/>
+        </w:rPr>
+        <w:t>, </w:t>
+      </w:r>
+      <w:r>
+        <w:rPr>
+          <w:rFonts w:ascii="Courier New" w:eastAsia="Times New Roman" w:hAnsi="Courier New" w:cs="Courier New"/>
+          <w:sz w:val="20"/>
+          <w:szCs w:val="20"/>
+          <w:lang w:eastAsia="es-ES"/>
+        </w:rPr>
+        <w:t>addNewCondition</w:t>
+      </w:r>
+      <w:r>
+        <w:rPr>
+          <w:rFonts w:ascii="Times New Roman" w:eastAsia="Times New Roman" w:hAnsi="Times New Roman" w:cs="Times New Roman"/>
+          <w:sz w:val="24"/>
+          <w:szCs w:val="24"/>
+          <w:lang w:eastAsia="es-ES"/>
+        </w:rPr>
+        <w:t>, </w:t>
+      </w:r>
+      <w:r>
+        <w:rPr>
+          <w:rFonts w:ascii="Courier New" w:eastAsia="Times New Roman" w:hAnsi="Courier New" w:cs="Courier New"/>
+          <w:sz w:val="20"/>
+          <w:szCs w:val="20"/>
+          <w:lang w:eastAsia="es-ES"/>
+        </w:rPr>
+        <w:t>searchFilterBoxName</w:t>
+      </w:r>
+      <w:r>
+        <w:rPr>
+          <w:rFonts w:ascii="Times New Roman" w:eastAsia="Times New Roman" w:hAnsi="Times New Roman" w:cs="Times New Roman"/>
+          <w:sz w:val="24"/>
+          <w:szCs w:val="24"/>
+          <w:lang w:eastAsia="es-ES"/>
+        </w:rPr>
+        <w:t>, </w:t>
+      </w:r>
+      <w:r>
+        <w:rPr>
+          <w:rFonts w:ascii="Courier New" w:eastAsia="Times New Roman" w:hAnsi="Courier New" w:cs="Courier New"/>
+          <w:sz w:val="20"/>
+          <w:szCs w:val="20"/>
+          <w:lang w:eastAsia="es-ES"/>
+        </w:rPr>
+        <w:t>addNewElement</w:t>
+      </w:r>
+      <w:r>
+        <w:rPr>
+          <w:rFonts w:ascii="Times New Roman" w:eastAsia="Times New Roman" w:hAnsi="Times New Roman" w:cs="Times New Roman"/>
+          <w:sz w:val="24"/>
+          <w:szCs w:val="24"/>
+          <w:lang w:eastAsia="es-ES"/>
+        </w:rPr>
+        <w:t>, </w:t>
+      </w:r>
+      <w:r>
+        <w:rPr>
+          <w:rFonts w:ascii="Courier New" w:eastAsia="Times New Roman" w:hAnsi="Courier New" w:cs="Courier New"/>
+          <w:sz w:val="20"/>
+          <w:szCs w:val="20"/>
+          <w:lang w:eastAsia="es-ES"/>
+        </w:rPr>
+        <w:t>DeleteElementButton</w:t>
+      </w:r>
+      <w:r>
+        <w:rPr>
+          <w:rFonts w:ascii="Times New Roman" w:eastAsia="Times New Roman" w:hAnsi="Times New Roman" w:cs="Times New Roman"/>
+          <w:sz w:val="24"/>
+          <w:szCs w:val="24"/>
+          <w:lang w:eastAsia="es-ES"/>
+        </w:rPr>
+        <w:t>, </w:t>
+      </w:r>
+      <w:r>
+        <w:rPr>
+          <w:rFonts w:ascii="Courier New" w:eastAsia="Times New Roman" w:hAnsi="Courier New" w:cs="Courier New"/>
+          <w:sz w:val="20"/>
+          <w:szCs w:val="20"/>
+          <w:lang w:eastAsia="es-ES"/>
+        </w:rPr>
+        <w:t>searchElementToDelete</w:t>
+      </w:r>
+      <w:r>
+        <w:rPr>
+          <w:rFonts w:ascii="Times New Roman" w:eastAsia="Times New Roman" w:hAnsi="Times New Roman" w:cs="Times New Roman"/>
+          <w:sz w:val="24"/>
+          <w:szCs w:val="24"/>
+          <w:lang w:eastAsia="es-ES"/>
+        </w:rPr>
+        <w:t>, </w:t>
+      </w:r>
+      <w:r>
+        <w:rPr>
+          <w:rFonts w:ascii="Courier New" w:eastAsia="Times New Roman" w:hAnsi="Courier New" w:cs="Courier New"/>
+          <w:sz w:val="20"/>
+          <w:szCs w:val="20"/>
+          <w:lang w:eastAsia="es-ES"/>
+        </w:rPr>
+        <w:t>DeleteElementInElemFilter</w:t>
+      </w:r>
+      <w:r>
+        <w:rPr>
+          <w:rFonts w:ascii="Times New Roman" w:eastAsia="Times New Roman" w:hAnsi="Times New Roman" w:cs="Times New Roman"/>
+          <w:sz w:val="24"/>
+          <w:szCs w:val="24"/>
+          <w:lang w:eastAsia="es-ES"/>
+        </w:rPr>
+        <w:t>, </w:t>
+      </w:r>
+      <w:r>
+        <w:rPr>
+          <w:rFonts w:ascii="Courier New" w:eastAsia="Times New Roman" w:hAnsi="Courier New" w:cs="Courier New"/>
+          <w:sz w:val="20"/>
+          <w:szCs w:val="20"/>
+          <w:lang w:eastAsia="es-ES"/>
+        </w:rPr>
+        <w:t>deleteGroup</w:t>
+      </w:r>
+      <w:r>
+        <w:rPr>
+          <w:rFonts w:ascii="Times New Roman" w:eastAsia="Times New Roman" w:hAnsi="Times New Roman" w:cs="Times New Roman"/>
+          <w:sz w:val="24"/>
+          <w:szCs w:val="24"/>
+          <w:lang w:eastAsia="es-ES"/>
+        </w:rPr>
+        <w:t>, </w:t>
+      </w:r>
+      <w:r>
+        <w:rPr>
+          <w:rFonts w:ascii="Courier New" w:eastAsia="Times New Roman" w:hAnsi="Courier New" w:cs="Courier New"/>
+          <w:sz w:val="20"/>
+          <w:szCs w:val="20"/>
+          <w:lang w:eastAsia="es-ES"/>
+        </w:rPr>
+        <w:t>searchBoxNameGroup</w:t>
+      </w:r>
+      <w:r>
+        <w:rPr>
+          <w:rFonts w:ascii="Times New Roman" w:eastAsia="Times New Roman" w:hAnsi="Times New Roman" w:cs="Times New Roman"/>
+          <w:sz w:val="24"/>
+          <w:szCs w:val="24"/>
+          <w:lang w:eastAsia="es-ES"/>
+        </w:rPr>
+        <w:t>, </w:t>
+      </w:r>
+      <w:r>
+        <w:rPr>
+          <w:rFonts w:ascii="Courier New" w:eastAsia="Times New Roman" w:hAnsi="Courier New" w:cs="Courier New"/>
+          <w:sz w:val="20"/>
+          <w:szCs w:val="20"/>
+          <w:lang w:eastAsia="es-ES"/>
+        </w:rPr>
+        <w:t>DeleteGroupInElemFilter</w:t>
+      </w:r>
+      <w:r>
+        <w:rPr>
+          <w:rFonts w:ascii="Times New Roman" w:eastAsia="Times New Roman" w:hAnsi="Times New Roman" w:cs="Times New Roman"/>
+          <w:sz w:val="24"/>
+          <w:szCs w:val="24"/>
+          <w:lang w:eastAsia="es-ES"/>
+        </w:rPr>
+        <w:t>, </w:t>
+      </w:r>
+      <w:r>
+        <w:rPr>
+          <w:rFonts w:ascii="Courier New" w:eastAsia="Times New Roman" w:hAnsi="Courier New" w:cs="Courier New"/>
+          <w:sz w:val="20"/>
+          <w:szCs w:val="20"/>
+          <w:lang w:eastAsia="es-ES"/>
+        </w:rPr>
+        <w:t>updateBoxNames</w:t>
+      </w:r>
+      <w:r>
+        <w:rPr>
+          <w:rFonts w:ascii="Times New Roman" w:eastAsia="Times New Roman" w:hAnsi="Times New Roman" w:cs="Times New Roman"/>
+          <w:sz w:val="24"/>
+          <w:szCs w:val="24"/>
+          <w:lang w:eastAsia="es-ES"/>
+        </w:rPr>
+        <w:t>, </w:t>
+      </w:r>
+      <w:r>
+        <w:rPr>
+          <w:rFonts w:ascii="Courier New" w:eastAsia="Times New Roman" w:hAnsi="Courier New" w:cs="Courier New"/>
+          <w:sz w:val="20"/>
+          <w:szCs w:val="20"/>
+          <w:lang w:eastAsia="es-ES"/>
+        </w:rPr>
+        <w:t>drawTableAgain</w:t>
+      </w:r>
+      <w:r>
+        <w:rPr>
+          <w:rFonts w:ascii="Times New Roman" w:eastAsia="Times New Roman" w:hAnsi="Times New Roman" w:cs="Times New Roman"/>
+          <w:sz w:val="24"/>
+          <w:szCs w:val="24"/>
+          <w:lang w:eastAsia="es-ES"/>
+        </w:rPr>
+        <w:t>, </w:t>
+      </w:r>
+      <w:r>
+        <w:rPr>
+          <w:rFonts w:ascii="Courier New" w:eastAsia="Times New Roman" w:hAnsi="Courier New" w:cs="Courier New"/>
+          <w:sz w:val="20"/>
+          <w:szCs w:val="20"/>
+          <w:lang w:eastAsia="es-ES"/>
+        </w:rPr>
+        <w:t>takeSelectInformation</w:t>
+      </w:r>
+      <w:r>
+        <w:rPr>
+          <w:rFonts w:ascii="Times New Roman" w:eastAsia="Times New Roman" w:hAnsi="Times New Roman" w:cs="Times New Roman"/>
+          <w:sz w:val="24"/>
+          <w:szCs w:val="24"/>
+          <w:lang w:eastAsia="es-ES"/>
+        </w:rPr>
+        <w:t>, </w:t>
+      </w:r>
+      <w:r>
+        <w:rPr>
+          <w:rFonts w:ascii="Courier New" w:eastAsia="Times New Roman" w:hAnsi="Courier New" w:cs="Courier New"/>
+          <w:sz w:val="20"/>
+          <w:szCs w:val="20"/>
+          <w:lang w:eastAsia="es-ES"/>
+        </w:rPr>
+        <w:t>biggestLevelButton</w:t>
+      </w:r>
+      <w:r>
+        <w:rPr>
+          <w:rFonts w:ascii="Times New Roman" w:eastAsia="Times New Roman" w:hAnsi="Times New Roman" w:cs="Times New Roman"/>
+          <w:sz w:val="24"/>
+          <w:szCs w:val="24"/>
+          <w:lang w:eastAsia="es-ES"/>
+        </w:rPr>
+        <w:t>.</w:t>
+      </w:r>
+    </w:p>
+    <w:p>
+      <w:pPr>
+        <w:spacing w:before="100" w:beforeAutospacing="1" w:after="100" w:afterAutospacing="1" w:line="240" w:lineRule="auto"/>
+        <w:rPr>
+          <w:rFonts w:ascii="Times New Roman" w:eastAsia="Times New Roman" w:hAnsi="Times New Roman" w:cs="Times New Roman"/>
+          <w:sz w:val="24"/>
+          <w:szCs w:val="24"/>
+          <w:lang w:eastAsia="es-ES"/>
+        </w:rPr>
+      </w:pPr>
+      <w:r>
+        <w:rPr>
+          <w:rFonts w:ascii="Courier New" w:eastAsia="Times New Roman" w:hAnsi="Courier New" w:cs="Courier New"/>
+          <w:sz w:val="20"/>
+          <w:szCs w:val="20"/>
+          <w:lang w:eastAsia="es-ES"/>
+        </w:rPr>
+        <w:t>index.htm</w:t>
+      </w:r>
+      <w:r>
+        <w:rPr>
+          <w:rFonts w:ascii="Times New Roman" w:eastAsia="Times New Roman" w:hAnsi="Times New Roman" w:cs="Times New Roman"/>
+          <w:sz w:val="24"/>
+          <w:szCs w:val="24"/>
+          <w:lang w:eastAsia="es-ES"/>
+        </w:rPr>
+        <w:t> </w:t>
+      </w:r>
+      <w:proofErr w:type="spellStart"/>
+      <w:r>
+        <w:rPr>
+          <w:rFonts w:ascii="Times New Roman" w:eastAsia="Times New Roman" w:hAnsi="Times New Roman" w:cs="Times New Roman"/>
+          <w:sz w:val="24"/>
+          <w:szCs w:val="24"/>
+          <w:lang w:eastAsia="es-ES"/>
+        </w:rPr>
+        <w:t>clàssic</w:t>
+      </w:r>
+      <w:proofErr w:type="spellEnd"/>
+      <w:r>
+        <w:rPr>
+          <w:rFonts w:ascii="Times New Roman" w:eastAsia="Times New Roman" w:hAnsi="Times New Roman" w:cs="Times New Roman"/>
+          <w:sz w:val="24"/>
+          <w:szCs w:val="24"/>
+          <w:lang w:eastAsia="es-ES"/>
+        </w:rPr>
+        <w:t>: </w:t>
+      </w:r>
+      <w:proofErr w:type="spellStart"/>
+      <w:r>
+        <w:rPr>
+          <w:rFonts w:ascii="Courier New" w:eastAsia="Times New Roman" w:hAnsi="Courier New" w:cs="Courier New"/>
+          <w:sz w:val="20"/>
+          <w:szCs w:val="20"/>
+          <w:lang w:eastAsia="es-ES"/>
+        </w:rPr>
+        <w:t>GetFilterRows</w:t>
+      </w:r>
+      <w:proofErr w:type="spellEnd"/>
+      <w:r>
+        <w:rPr>
+          <w:rFonts w:ascii="Times New Roman" w:eastAsia="Times New Roman" w:hAnsi="Times New Roman" w:cs="Times New Roman"/>
+          <w:sz w:val="24"/>
+          <w:szCs w:val="24"/>
+          <w:lang w:eastAsia="es-ES"/>
+        </w:rPr>
+        <w:t>, </w:t>
+      </w:r>
+      <w:proofErr w:type="spellStart"/>
+      <w:r>
+        <w:rPr>
+          <w:rFonts w:ascii="Courier New" w:eastAsia="Times New Roman" w:hAnsi="Courier New" w:cs="Courier New"/>
+          <w:sz w:val="20"/>
+          <w:szCs w:val="20"/>
+          <w:lang w:eastAsia="es-ES"/>
+        </w:rPr>
+        <w:t>OkButtonInRowFilterEntities</w:t>
+      </w:r>
+      <w:proofErr w:type="spellEnd"/>
+      <w:r>
+        <w:rPr>
+          <w:rFonts w:ascii="Times New Roman" w:eastAsia="Times New Roman" w:hAnsi="Times New Roman" w:cs="Times New Roman"/>
+          <w:sz w:val="24"/>
+          <w:szCs w:val="24"/>
+          <w:lang w:eastAsia="es-ES"/>
+        </w:rPr>
+        <w:t>.</w:t>
+      </w:r>
+    </w:p>
+    <w:p/>
     <w:sectPr>
       <w:pgSz w:w="11906" w:h="16838"/>
       <w:pgMar w:top="1417" w:right="1701" w:bottom="1417" w:left="1701" w:header="708" w:footer="708" w:gutter="0"/>
@@ -14,6 +2570,467 @@
     </w:sectPr>
   </w:body>
 </w:document>
+</file>
+
+<file path=word/numbering.xml><?xml version="1.0" encoding="utf-8"?>
+<w:numbering xmlns:wpc="http://schemas.microsoft.com/office/word/2010/wordprocessingCanvas" xmlns:cx="http://schemas.microsoft.com/office/drawing/2014/chartex" xmlns:cx1="http://schemas.microsoft.com/office/drawing/2015/9/8/chartex" xmlns:mc="http://schemas.openxmlformats.org/markup-compatibility/2006" xmlns:o="urn:schemas-microsoft-com:office:office" xmlns:r="http://schemas.openxmlformats.org/officeDocument/2006/relationships" xmlns:m="http://schemas.openxmlformats.org/officeDocument/2006/math" xmlns:v="urn:schemas-microsoft-com:vml" xmlns:wp14="http://schemas.microsoft.com/office/word/2010/wordprocessingDrawing" xmlns:wp="http://schemas.openxmlformats.org/drawingml/2006/wordprocessingDrawing" xmlns:w10="urn:schemas-microsoft-com:office:word" xmlns:w="http://schemas.openxmlformats.org/wordprocessingml/2006/main" xmlns:w14="http://schemas.microsoft.com/office/word/2010/wordml" xmlns:w15="http://schemas.microsoft.com/office/word/2012/wordml" xmlns:w16se="http://schemas.microsoft.com/office/word/2015/wordml/symex" xmlns:wpg="http://schemas.microsoft.com/office/word/2010/wordprocessingGroup" xmlns:wpi="http://schemas.microsoft.com/office/word/2010/wordprocessingInk" xmlns:wne="http://schemas.microsoft.com/office/word/2006/wordml" xmlns:wps="http://schemas.microsoft.com/office/word/2010/wordprocessingShape" mc:Ignorable="w14 w15 w16se wp14">
+  <w:abstractNum w:abstractNumId="0" w15:restartNumberingAfterBreak="0">
+    <w:nsid w:val="155C19AE"/>
+    <w:multiLevelType w:val="multilevel"/>
+    <w:tmpl w:val="A342C580"/>
+    <w:lvl w:ilvl="0">
+      <w:start w:val="1"/>
+      <w:numFmt w:val="bullet"/>
+      <w:lvlText w:val=""/>
+      <w:lvlJc w:val="left"/>
+      <w:pPr>
+        <w:tabs>
+          <w:tab w:val="num" w:pos="720"/>
+        </w:tabs>
+        <w:ind w:left="720" w:hanging="360"/>
+      </w:pPr>
+      <w:rPr>
+        <w:rFonts w:ascii="Symbol" w:hAnsi="Symbol" w:hint="default"/>
+        <w:sz w:val="20"/>
+      </w:rPr>
+    </w:lvl>
+    <w:lvl w:ilvl="1" w:tentative="1">
+      <w:start w:val="1"/>
+      <w:numFmt w:val="bullet"/>
+      <w:lvlText w:val="o"/>
+      <w:lvlJc w:val="left"/>
+      <w:pPr>
+        <w:tabs>
+          <w:tab w:val="num" w:pos="1440"/>
+        </w:tabs>
+        <w:ind w:left="1440" w:hanging="360"/>
+      </w:pPr>
+      <w:rPr>
+        <w:rFonts w:ascii="Courier New" w:hAnsi="Courier New" w:hint="default"/>
+        <w:sz w:val="20"/>
+      </w:rPr>
+    </w:lvl>
+    <w:lvl w:ilvl="2" w:tentative="1">
+      <w:start w:val="1"/>
+      <w:numFmt w:val="bullet"/>
+      <w:lvlText w:val=""/>
+      <w:lvlJc w:val="left"/>
+      <w:pPr>
+        <w:tabs>
+          <w:tab w:val="num" w:pos="2160"/>
+        </w:tabs>
+        <w:ind w:left="2160" w:hanging="360"/>
+      </w:pPr>
+      <w:rPr>
+        <w:rFonts w:ascii="Wingdings" w:hAnsi="Wingdings" w:hint="default"/>
+        <w:sz w:val="20"/>
+      </w:rPr>
+    </w:lvl>
+    <w:lvl w:ilvl="3" w:tentative="1">
+      <w:start w:val="1"/>
+      <w:numFmt w:val="bullet"/>
+      <w:lvlText w:val=""/>
+      <w:lvlJc w:val="left"/>
+      <w:pPr>
+        <w:tabs>
+          <w:tab w:val="num" w:pos="2880"/>
+        </w:tabs>
+        <w:ind w:left="2880" w:hanging="360"/>
+      </w:pPr>
+      <w:rPr>
+        <w:rFonts w:ascii="Wingdings" w:hAnsi="Wingdings" w:hint="default"/>
+        <w:sz w:val="20"/>
+      </w:rPr>
+    </w:lvl>
+    <w:lvl w:ilvl="4" w:tentative="1">
+      <w:start w:val="1"/>
+      <w:numFmt w:val="bullet"/>
+      <w:lvlText w:val=""/>
+      <w:lvlJc w:val="left"/>
+      <w:pPr>
+        <w:tabs>
+          <w:tab w:val="num" w:pos="3600"/>
+        </w:tabs>
+        <w:ind w:left="3600" w:hanging="360"/>
+      </w:pPr>
+      <w:rPr>
+        <w:rFonts w:ascii="Wingdings" w:hAnsi="Wingdings" w:hint="default"/>
+        <w:sz w:val="20"/>
+      </w:rPr>
+    </w:lvl>
+    <w:lvl w:ilvl="5" w:tentative="1">
+      <w:start w:val="1"/>
+      <w:numFmt w:val="bullet"/>
+      <w:lvlText w:val=""/>
+      <w:lvlJc w:val="left"/>
+      <w:pPr>
+        <w:tabs>
+          <w:tab w:val="num" w:pos="4320"/>
+        </w:tabs>
+        <w:ind w:left="4320" w:hanging="360"/>
+      </w:pPr>
+      <w:rPr>
+        <w:rFonts w:ascii="Wingdings" w:hAnsi="Wingdings" w:hint="default"/>
+        <w:sz w:val="20"/>
+      </w:rPr>
+    </w:lvl>
+    <w:lvl w:ilvl="6" w:tentative="1">
+      <w:start w:val="1"/>
+      <w:numFmt w:val="bullet"/>
+      <w:lvlText w:val=""/>
+      <w:lvlJc w:val="left"/>
+      <w:pPr>
+        <w:tabs>
+          <w:tab w:val="num" w:pos="5040"/>
+        </w:tabs>
+        <w:ind w:left="5040" w:hanging="360"/>
+      </w:pPr>
+      <w:rPr>
+        <w:rFonts w:ascii="Wingdings" w:hAnsi="Wingdings" w:hint="default"/>
+        <w:sz w:val="20"/>
+      </w:rPr>
+    </w:lvl>
+    <w:lvl w:ilvl="7" w:tentative="1">
+      <w:start w:val="1"/>
+      <w:numFmt w:val="bullet"/>
+      <w:lvlText w:val=""/>
+      <w:lvlJc w:val="left"/>
+      <w:pPr>
+        <w:tabs>
+          <w:tab w:val="num" w:pos="5760"/>
+        </w:tabs>
+        <w:ind w:left="5760" w:hanging="360"/>
+      </w:pPr>
+      <w:rPr>
+        <w:rFonts w:ascii="Wingdings" w:hAnsi="Wingdings" w:hint="default"/>
+        <w:sz w:val="20"/>
+      </w:rPr>
+    </w:lvl>
+    <w:lvl w:ilvl="8" w:tentative="1">
+      <w:start w:val="1"/>
+      <w:numFmt w:val="bullet"/>
+      <w:lvlText w:val=""/>
+      <w:lvlJc w:val="left"/>
+      <w:pPr>
+        <w:tabs>
+          <w:tab w:val="num" w:pos="6480"/>
+        </w:tabs>
+        <w:ind w:left="6480" w:hanging="360"/>
+      </w:pPr>
+      <w:rPr>
+        <w:rFonts w:ascii="Wingdings" w:hAnsi="Wingdings" w:hint="default"/>
+        <w:sz w:val="20"/>
+      </w:rPr>
+    </w:lvl>
+  </w:abstractNum>
+  <w:abstractNum w:abstractNumId="1" w15:restartNumberingAfterBreak="0">
+    <w:nsid w:val="447A375C"/>
+    <w:multiLevelType w:val="multilevel"/>
+    <w:tmpl w:val="0A689372"/>
+    <w:lvl w:ilvl="0">
+      <w:start w:val="1"/>
+      <w:numFmt w:val="bullet"/>
+      <w:lvlText w:val=""/>
+      <w:lvlJc w:val="left"/>
+      <w:pPr>
+        <w:tabs>
+          <w:tab w:val="num" w:pos="720"/>
+        </w:tabs>
+        <w:ind w:left="720" w:hanging="360"/>
+      </w:pPr>
+      <w:rPr>
+        <w:rFonts w:ascii="Symbol" w:hAnsi="Symbol" w:hint="default"/>
+        <w:sz w:val="20"/>
+      </w:rPr>
+    </w:lvl>
+    <w:lvl w:ilvl="1" w:tentative="1">
+      <w:start w:val="1"/>
+      <w:numFmt w:val="bullet"/>
+      <w:lvlText w:val="o"/>
+      <w:lvlJc w:val="left"/>
+      <w:pPr>
+        <w:tabs>
+          <w:tab w:val="num" w:pos="1440"/>
+        </w:tabs>
+        <w:ind w:left="1440" w:hanging="360"/>
+      </w:pPr>
+      <w:rPr>
+        <w:rFonts w:ascii="Courier New" w:hAnsi="Courier New" w:hint="default"/>
+        <w:sz w:val="20"/>
+      </w:rPr>
+    </w:lvl>
+    <w:lvl w:ilvl="2" w:tentative="1">
+      <w:start w:val="1"/>
+      <w:numFmt w:val="bullet"/>
+      <w:lvlText w:val=""/>
+      <w:lvlJc w:val="left"/>
+      <w:pPr>
+        <w:tabs>
+          <w:tab w:val="num" w:pos="2160"/>
+        </w:tabs>
+        <w:ind w:left="2160" w:hanging="360"/>
+      </w:pPr>
+      <w:rPr>
+        <w:rFonts w:ascii="Wingdings" w:hAnsi="Wingdings" w:hint="default"/>
+        <w:sz w:val="20"/>
+      </w:rPr>
+    </w:lvl>
+    <w:lvl w:ilvl="3" w:tentative="1">
+      <w:start w:val="1"/>
+      <w:numFmt w:val="bullet"/>
+      <w:lvlText w:val=""/>
+      <w:lvlJc w:val="left"/>
+      <w:pPr>
+        <w:tabs>
+          <w:tab w:val="num" w:pos="2880"/>
+        </w:tabs>
+        <w:ind w:left="2880" w:hanging="360"/>
+      </w:pPr>
+      <w:rPr>
+        <w:rFonts w:ascii="Wingdings" w:hAnsi="Wingdings" w:hint="default"/>
+        <w:sz w:val="20"/>
+      </w:rPr>
+    </w:lvl>
+    <w:lvl w:ilvl="4" w:tentative="1">
+      <w:start w:val="1"/>
+      <w:numFmt w:val="bullet"/>
+      <w:lvlText w:val=""/>
+      <w:lvlJc w:val="left"/>
+      <w:pPr>
+        <w:tabs>
+          <w:tab w:val="num" w:pos="3600"/>
+        </w:tabs>
+        <w:ind w:left="3600" w:hanging="360"/>
+      </w:pPr>
+      <w:rPr>
+        <w:rFonts w:ascii="Wingdings" w:hAnsi="Wingdings" w:hint="default"/>
+        <w:sz w:val="20"/>
+      </w:rPr>
+    </w:lvl>
+    <w:lvl w:ilvl="5" w:tentative="1">
+      <w:start w:val="1"/>
+      <w:numFmt w:val="bullet"/>
+      <w:lvlText w:val=""/>
+      <w:lvlJc w:val="left"/>
+      <w:pPr>
+        <w:tabs>
+          <w:tab w:val="num" w:pos="4320"/>
+        </w:tabs>
+        <w:ind w:left="4320" w:hanging="360"/>
+      </w:pPr>
+      <w:rPr>
+        <w:rFonts w:ascii="Wingdings" w:hAnsi="Wingdings" w:hint="default"/>
+        <w:sz w:val="20"/>
+      </w:rPr>
+    </w:lvl>
+    <w:lvl w:ilvl="6" w:tentative="1">
+      <w:start w:val="1"/>
+      <w:numFmt w:val="bullet"/>
+      <w:lvlText w:val=""/>
+      <w:lvlJc w:val="left"/>
+      <w:pPr>
+        <w:tabs>
+          <w:tab w:val="num" w:pos="5040"/>
+        </w:tabs>
+        <w:ind w:left="5040" w:hanging="360"/>
+      </w:pPr>
+      <w:rPr>
+        <w:rFonts w:ascii="Wingdings" w:hAnsi="Wingdings" w:hint="default"/>
+        <w:sz w:val="20"/>
+      </w:rPr>
+    </w:lvl>
+    <w:lvl w:ilvl="7" w:tentative="1">
+      <w:start w:val="1"/>
+      <w:numFmt w:val="bullet"/>
+      <w:lvlText w:val=""/>
+      <w:lvlJc w:val="left"/>
+      <w:pPr>
+        <w:tabs>
+          <w:tab w:val="num" w:pos="5760"/>
+        </w:tabs>
+        <w:ind w:left="5760" w:hanging="360"/>
+      </w:pPr>
+      <w:rPr>
+        <w:rFonts w:ascii="Wingdings" w:hAnsi="Wingdings" w:hint="default"/>
+        <w:sz w:val="20"/>
+      </w:rPr>
+    </w:lvl>
+    <w:lvl w:ilvl="8" w:tentative="1">
+      <w:start w:val="1"/>
+      <w:numFmt w:val="bullet"/>
+      <w:lvlText w:val=""/>
+      <w:lvlJc w:val="left"/>
+      <w:pPr>
+        <w:tabs>
+          <w:tab w:val="num" w:pos="6480"/>
+        </w:tabs>
+        <w:ind w:left="6480" w:hanging="360"/>
+      </w:pPr>
+      <w:rPr>
+        <w:rFonts w:ascii="Wingdings" w:hAnsi="Wingdings" w:hint="default"/>
+        <w:sz w:val="20"/>
+      </w:rPr>
+    </w:lvl>
+  </w:abstractNum>
+  <w:abstractNum w:abstractNumId="2" w15:restartNumberingAfterBreak="0">
+    <w:nsid w:val="762E0CCB"/>
+    <w:multiLevelType w:val="multilevel"/>
+    <w:tmpl w:val="E0A23E7A"/>
+    <w:lvl w:ilvl="0">
+      <w:start w:val="1"/>
+      <w:numFmt w:val="bullet"/>
+      <w:lvlText w:val=""/>
+      <w:lvlJc w:val="left"/>
+      <w:pPr>
+        <w:tabs>
+          <w:tab w:val="num" w:pos="720"/>
+        </w:tabs>
+        <w:ind w:left="720" w:hanging="360"/>
+      </w:pPr>
+      <w:rPr>
+        <w:rFonts w:ascii="Symbol" w:hAnsi="Symbol" w:hint="default"/>
+        <w:sz w:val="20"/>
+      </w:rPr>
+    </w:lvl>
+    <w:lvl w:ilvl="1" w:tentative="1">
+      <w:start w:val="1"/>
+      <w:numFmt w:val="bullet"/>
+      <w:lvlText w:val="o"/>
+      <w:lvlJc w:val="left"/>
+      <w:pPr>
+        <w:tabs>
+          <w:tab w:val="num" w:pos="1440"/>
+        </w:tabs>
+        <w:ind w:left="1440" w:hanging="360"/>
+      </w:pPr>
+      <w:rPr>
+        <w:rFonts w:ascii="Courier New" w:hAnsi="Courier New" w:hint="default"/>
+        <w:sz w:val="20"/>
+      </w:rPr>
+    </w:lvl>
+    <w:lvl w:ilvl="2" w:tentative="1">
+      <w:start w:val="1"/>
+      <w:numFmt w:val="bullet"/>
+      <w:lvlText w:val=""/>
+      <w:lvlJc w:val="left"/>
+      <w:pPr>
+        <w:tabs>
+          <w:tab w:val="num" w:pos="2160"/>
+        </w:tabs>
+        <w:ind w:left="2160" w:hanging="360"/>
+      </w:pPr>
+      <w:rPr>
+        <w:rFonts w:ascii="Wingdings" w:hAnsi="Wingdings" w:hint="default"/>
+        <w:sz w:val="20"/>
+      </w:rPr>
+    </w:lvl>
+    <w:lvl w:ilvl="3" w:tentative="1">
+      <w:start w:val="1"/>
+      <w:numFmt w:val="bullet"/>
+      <w:lvlText w:val=""/>
+      <w:lvlJc w:val="left"/>
+      <w:pPr>
+        <w:tabs>
+          <w:tab w:val="num" w:pos="2880"/>
+        </w:tabs>
+        <w:ind w:left="2880" w:hanging="360"/>
+      </w:pPr>
+      <w:rPr>
+        <w:rFonts w:ascii="Wingdings" w:hAnsi="Wingdings" w:hint="default"/>
+        <w:sz w:val="20"/>
+      </w:rPr>
+    </w:lvl>
+    <w:lvl w:ilvl="4" w:tentative="1">
+      <w:start w:val="1"/>
+      <w:numFmt w:val="bullet"/>
+      <w:lvlText w:val=""/>
+      <w:lvlJc w:val="left"/>
+      <w:pPr>
+        <w:tabs>
+          <w:tab w:val="num" w:pos="3600"/>
+        </w:tabs>
+        <w:ind w:left="3600" w:hanging="360"/>
+      </w:pPr>
+      <w:rPr>
+        <w:rFonts w:ascii="Wingdings" w:hAnsi="Wingdings" w:hint="default"/>
+        <w:sz w:val="20"/>
+      </w:rPr>
+    </w:lvl>
+    <w:lvl w:ilvl="5" w:tentative="1">
+      <w:start w:val="1"/>
+      <w:numFmt w:val="bullet"/>
+      <w:lvlText w:val=""/>
+      <w:lvlJc w:val="left"/>
+      <w:pPr>
+        <w:tabs>
+          <w:tab w:val="num" w:pos="4320"/>
+        </w:tabs>
+        <w:ind w:left="4320" w:hanging="360"/>
+      </w:pPr>
+      <w:rPr>
+        <w:rFonts w:ascii="Wingdings" w:hAnsi="Wingdings" w:hint="default"/>
+        <w:sz w:val="20"/>
+      </w:rPr>
+    </w:lvl>
+    <w:lvl w:ilvl="6" w:tentative="1">
+      <w:start w:val="1"/>
+      <w:numFmt w:val="bullet"/>
+      <w:lvlText w:val=""/>
+      <w:lvlJc w:val="left"/>
+      <w:pPr>
+        <w:tabs>
+          <w:tab w:val="num" w:pos="5040"/>
+        </w:tabs>
+        <w:ind w:left="5040" w:hanging="360"/>
+      </w:pPr>
+      <w:rPr>
+        <w:rFonts w:ascii="Wingdings" w:hAnsi="Wingdings" w:hint="default"/>
+        <w:sz w:val="20"/>
+      </w:rPr>
+    </w:lvl>
+    <w:lvl w:ilvl="7" w:tentative="1">
+      <w:start w:val="1"/>
+      <w:numFmt w:val="bullet"/>
+      <w:lvlText w:val=""/>
+      <w:lvlJc w:val="left"/>
+      <w:pPr>
+        <w:tabs>
+          <w:tab w:val="num" w:pos="5760"/>
+        </w:tabs>
+        <w:ind w:left="5760" w:hanging="360"/>
+      </w:pPr>
+      <w:rPr>
+        <w:rFonts w:ascii="Wingdings" w:hAnsi="Wingdings" w:hint="default"/>
+        <w:sz w:val="20"/>
+      </w:rPr>
+    </w:lvl>
+    <w:lvl w:ilvl="8" w:tentative="1">
+      <w:start w:val="1"/>
+      <w:numFmt w:val="bullet"/>
+      <w:lvlText w:val=""/>
+      <w:lvlJc w:val="left"/>
+      <w:pPr>
+        <w:tabs>
+          <w:tab w:val="num" w:pos="6480"/>
+        </w:tabs>
+        <w:ind w:left="6480" w:hanging="360"/>
+      </w:pPr>
+      <w:rPr>
+        <w:rFonts w:ascii="Wingdings" w:hAnsi="Wingdings" w:hint="default"/>
+        <w:sz w:val="20"/>
+      </w:rPr>
+    </w:lvl>
+  </w:abstractNum>
+  <w:num w:numId="1">
+    <w:abstractNumId w:val="1"/>
+  </w:num>
+  <w:num w:numId="2">
+    <w:abstractNumId w:val="2"/>
+  </w:num>
+  <w:num w:numId="3">
+    <w:abstractNumId w:val="0"/>
+  </w:num>
+</w:numbering>
 </file>
 
 <file path=word/styles.xml><?xml version="1.0" encoding="utf-8"?>
@@ -410,6 +3427,26 @@
     <w:name w:val="Normal"/>
     <w:qFormat/>
   </w:style>
+  <w:style w:type="paragraph" w:styleId="Ttulo2">
+    <w:name w:val="heading 2"/>
+    <w:basedOn w:val="Normal"/>
+    <w:link w:val="Ttulo2Car"/>
+    <w:uiPriority w:val="9"/>
+    <w:qFormat/>
+    <w:rsid w:val="00181123"/>
+    <w:pPr>
+      <w:spacing w:before="100" w:beforeAutospacing="1" w:after="100" w:afterAutospacing="1" w:line="240" w:lineRule="auto"/>
+      <w:outlineLvl w:val="1"/>
+    </w:pPr>
+    <w:rPr>
+      <w:rFonts w:ascii="Times New Roman" w:eastAsia="Times New Roman" w:hAnsi="Times New Roman" w:cs="Times New Roman"/>
+      <w:b/>
+      <w:bCs/>
+      <w:sz w:val="36"/>
+      <w:szCs w:val="36"/>
+      <w:lang w:eastAsia="es-ES"/>
+    </w:rPr>
+  </w:style>
   <w:style w:type="character" w:default="1" w:styleId="Fuentedeprrafopredeter">
     <w:name w:val="Default Paragraph Font"/>
     <w:uiPriority w:val="1"/>
@@ -436,6 +3473,58 @@
     <w:uiPriority w:val="99"/>
     <w:semiHidden/>
     <w:unhideWhenUsed/>
+  </w:style>
+  <w:style w:type="character" w:customStyle="1" w:styleId="Ttulo2Car">
+    <w:name w:val="Título 2 Car"/>
+    <w:basedOn w:val="Fuentedeprrafopredeter"/>
+    <w:link w:val="Ttulo2"/>
+    <w:uiPriority w:val="9"/>
+    <w:rsid w:val="00181123"/>
+    <w:rPr>
+      <w:rFonts w:ascii="Times New Roman" w:eastAsia="Times New Roman" w:hAnsi="Times New Roman" w:cs="Times New Roman"/>
+      <w:b/>
+      <w:bCs/>
+      <w:sz w:val="36"/>
+      <w:szCs w:val="36"/>
+      <w:lang w:eastAsia="es-ES"/>
+    </w:rPr>
+  </w:style>
+  <w:style w:type="character" w:styleId="CdigoHTML">
+    <w:name w:val="HTML Code"/>
+    <w:basedOn w:val="Fuentedeprrafopredeter"/>
+    <w:uiPriority w:val="99"/>
+    <w:semiHidden/>
+    <w:unhideWhenUsed/>
+    <w:rsid w:val="00181123"/>
+    <w:rPr>
+      <w:rFonts w:ascii="Courier New" w:eastAsia="Times New Roman" w:hAnsi="Courier New" w:cs="Courier New"/>
+      <w:sz w:val="20"/>
+      <w:szCs w:val="20"/>
+    </w:rPr>
+  </w:style>
+  <w:style w:type="paragraph" w:customStyle="1" w:styleId="ui-markdownparagraph">
+    <w:name w:val="ui-markdown__paragraph"/>
+    <w:basedOn w:val="Normal"/>
+    <w:rsid w:val="00181123"/>
+    <w:pPr>
+      <w:spacing w:before="100" w:beforeAutospacing="1" w:after="100" w:afterAutospacing="1" w:line="240" w:lineRule="auto"/>
+    </w:pPr>
+    <w:rPr>
+      <w:rFonts w:ascii="Times New Roman" w:eastAsia="Times New Roman" w:hAnsi="Times New Roman" w:cs="Times New Roman"/>
+      <w:sz w:val="24"/>
+      <w:szCs w:val="24"/>
+      <w:lang w:eastAsia="es-ES"/>
+    </w:rPr>
+  </w:style>
+  <w:style w:type="character" w:customStyle="1" w:styleId="ui-markdowninline-path-prefix">
+    <w:name w:val="ui-markdown__inline-path-prefix"/>
+    <w:basedOn w:val="Fuentedeprrafopredeter"/>
+    <w:rsid w:val="00181123"/>
+  </w:style>
+  <w:style w:type="character" w:customStyle="1" w:styleId="ui-markdowninline-path-filename">
+    <w:name w:val="ui-markdown__inline-path-filename"/>
+    <w:basedOn w:val="Fuentedeprrafopredeter"/>
+    <w:rsid w:val="00181123"/>
   </w:style>
 </w:styles>
 </file>
